--- a/Project Documents/721814 SOP/721814 SOP/Medical/CS_WI_MW0220 Revision 5.docx
+++ b/Project Documents/721814 SOP/721814 SOP/Medical/CS_WI_MW0220 Revision 5.docx
@@ -89,41 +89,6 @@
                 <w:rFonts w:ascii="Times New Roman"/>
                 <w:sz w:val="20"/>
               </w:rPr>
-              <w:drawing>
-                <wp:inline distT="0" distB="0" distL="0" distR="0">
-                  <wp:extent cx="1978151" cy="347472"/>
-                  <wp:effectExtent l="0" t="0" r="0" b="0"/>
-                  <wp:docPr id="1" name="image1.png"/>
-                  <wp:cNvGraphicFramePr>
-                    <a:graphicFrameLocks noChangeAspect="1"/>
-                  </wp:cNvGraphicFramePr>
-                  <a:graphic>
-                    <a:graphicData uri="http://schemas.openxmlformats.org/drawingml/2006/picture">
-                      <pic:pic>
-                        <pic:nvPicPr>
-                          <pic:cNvPr id="2" name="image1.png"/>
-                          <pic:cNvPicPr/>
-                        </pic:nvPicPr>
-                        <pic:blipFill>
-                          <a:blip r:embed="rId6" cstate="print"/>
-                          <a:stretch>
-                            <a:fillRect/>
-                          </a:stretch>
-                        </pic:blipFill>
-                        <pic:spPr>
-                          <a:xfrm>
-                            <a:off x="0" y="0"/>
-                            <a:ext cx="1978151" cy="347472"/>
-                          </a:xfrm>
-                          <a:prstGeom prst="rect">
-                            <a:avLst/>
-                          </a:prstGeom>
-                        </pic:spPr>
-                      </pic:pic>
-                    </a:graphicData>
-                  </a:graphic>
-                </wp:inline>
-              </w:drawing>
             </w:r>
             <w:r>
               <w:rPr>
@@ -2699,6 +2664,11 @@
         </w:rPr>
         <w:sectPr>
           <w:footerReference w:type="default" r:id="rId5"/>
+          <w:headerReference w:type="default" r:id="rId28"/>
+          <w:headerReference w:type="first" r:id="rId29"/>
+          <w:headerReference w:type="even" r:id="rId30"/>
+          <w:footerReference w:type="first" r:id="rId31"/>
+          <w:footerReference w:type="even" r:id="rId32"/>
           <w:type w:val="continuous"/>
           <w:pgSz w:w="12240" w:h="15840"/>
           <w:pgMar w:footer="957" w:header="0" w:top="700" w:bottom="1140" w:left="900" w:right="960"/>
@@ -36482,116 +36452,9 @@
       </w:pPr>
       <w:r>
         <w:rPr/>
-        <w:pict>
-          <v:group style="position:absolute;margin-left:71.561760pt;margin-top:166.499603pt;width:142.3pt;height:54.9pt;mso-position-horizontal-relative:page;mso-position-vertical-relative:paragraph;z-index:15730688" id="docshapegroup6" coordorigin="1431,3330" coordsize="2846,1098">
-            <v:shape style="position:absolute;left:3523;top:3775;width:754;height:111" id="docshape7" coordorigin="3523,3776" coordsize="754,111" path="m4166,3886l4166,3776,4258,3824,4186,3824,4186,3843,4257,3843,4166,3886xm4166,3843l3523,3843,3523,3824,4166,3824,4166,3843xm4257,3843l4186,3843,4186,3824,4258,3824,4277,3833,4257,3843xe" filled="true" fillcolor="#41709c" stroked="false">
-              <v:path arrowok="t"/>
-              <v:fill type="solid"/>
-            </v:shape>
-            <v:rect style="position:absolute;left:1440;top:3338;width:2410;height:1080" id="docshape8" filled="true" fillcolor="#e1efd9" stroked="false">
-              <v:fill type="solid"/>
-            </v:rect>
-            <v:rect style="position:absolute;left:1440;top:3338;width:2410;height:1080" id="docshape9" filled="false" stroked="true" strokeweight=".876478pt" strokecolor="#41709c">
-              <v:stroke dashstyle="solid"/>
-            </v:rect>
-            <v:shape style="position:absolute;left:1440;top:3347;width:2401;height:1063" type="#_x0000_t202" id="docshape10" filled="false" stroked="false">
-              <v:textbox inset="0,0,0,0">
-                <w:txbxContent>
-                  <w:p>
-                    <w:pPr>
-                      <w:spacing w:line="242" w:lineRule="auto" w:before="74"/>
-                      <w:ind w:left="173" w:right="160" w:firstLine="0"/>
-                      <w:jc w:val="center"/>
-                      <w:rPr>
-                        <w:rFonts w:ascii="Calibri"/>
-                        <w:sz w:val="18"/>
-                      </w:rPr>
-                    </w:pPr>
-                    <w:r>
-                      <w:rPr>
-                        <w:rFonts w:ascii="Calibri"/>
-                        <w:sz w:val="18"/>
-                      </w:rPr>
-                      <w:t>Customer</w:t>
-                    </w:r>
-                    <w:r>
-                      <w:rPr>
-                        <w:rFonts w:ascii="Calibri"/>
-                        <w:spacing w:val="-3"/>
-                        <w:sz w:val="18"/>
-                      </w:rPr>
-                      <w:t> </w:t>
-                    </w:r>
-                    <w:r>
-                      <w:rPr>
-                        <w:rFonts w:ascii="Calibri"/>
-                        <w:sz w:val="18"/>
-                      </w:rPr>
-                      <w:t>or</w:t>
-                    </w:r>
-                    <w:r>
-                      <w:rPr>
-                        <w:rFonts w:ascii="Calibri"/>
-                        <w:spacing w:val="-5"/>
-                        <w:sz w:val="18"/>
-                      </w:rPr>
-                      <w:t> </w:t>
-                    </w:r>
-                    <w:r>
-                      <w:rPr>
-                        <w:rFonts w:ascii="Calibri"/>
-                        <w:sz w:val="18"/>
-                      </w:rPr>
-                      <w:t>IQVIA</w:t>
-                    </w:r>
-                    <w:r>
-                      <w:rPr>
-                        <w:rFonts w:ascii="Calibri"/>
-                        <w:spacing w:val="-4"/>
-                        <w:sz w:val="18"/>
-                      </w:rPr>
-                      <w:t> </w:t>
-                    </w:r>
-                    <w:r>
-                      <w:rPr>
-                        <w:rFonts w:ascii="Calibri"/>
-                        <w:sz w:val="18"/>
-                      </w:rPr>
-                      <w:t>provides listings, CIOMS, protocol</w:t>
-                    </w:r>
-                    <w:r>
-                      <w:rPr>
-                        <w:rFonts w:ascii="Calibri"/>
-                        <w:spacing w:val="40"/>
-                        <w:sz w:val="18"/>
-                      </w:rPr>
-                      <w:t> </w:t>
-                    </w:r>
-                    <w:r>
-                      <w:rPr>
-                        <w:rFonts w:ascii="Calibri"/>
-                        <w:sz w:val="18"/>
-                      </w:rPr>
-                      <w:t>and all other source documents as required</w:t>
-                    </w:r>
-                  </w:p>
-                </w:txbxContent>
-              </v:textbox>
-              <w10:wrap type="none"/>
-            </v:shape>
-            <w10:wrap type="none"/>
-          </v:group>
-        </w:pict>
       </w:r>
       <w:r>
         <w:rPr/>
-        <w:pict>
-          <v:shape style="position:absolute;margin-left:337.680023pt;margin-top:42.617847pt;width:66pt;height:5.55pt;mso-position-horizontal-relative:page;mso-position-vertical-relative:paragraph;z-index:-16709120" id="docshape11" coordorigin="6754,852" coordsize="1320,111" path="m7963,963l7963,852,8054,896,7982,896,7982,915,8055,915,7963,963xm7963,915l6754,915,6754,896,7963,896,7963,915xm8055,915l7982,915,7982,896,8054,896,8074,905,8055,915xe" filled="true" fillcolor="#41709c" stroked="false">
-            <v:path arrowok="t"/>
-            <v:fill type="solid"/>
-            <w10:wrap type="none"/>
-          </v:shape>
-        </w:pict>
       </w:r>
       <w:bookmarkStart w:name="Appendix A: Narrative Writing Process Fl" w:id="39"/>
       <w:bookmarkEnd w:id="39"/>
@@ -36693,1108 +36556,9 @@
       </w:pPr>
       <w:r>
         <w:rPr/>
-        <w:pict>
-          <v:group style="position:absolute;margin-left:211.24176pt;margin-top:12.348467pt;width:169.4pt;height:416.35pt;mso-position-horizontal-relative:page;mso-position-vertical-relative:paragraph;z-index:-15728128;mso-wrap-distance-left:0;mso-wrap-distance-right:0" id="docshapegroup12" coordorigin="4225,247" coordsize="3388,8327">
-            <v:shape style="position:absolute;left:5702;top:855;width:413;height:212" id="docshape13" coordorigin="5702,856" coordsize="413,212" path="m5909,1067l5702,961,5808,961,5808,856,6010,856,6010,961,6115,961,5909,1067xe" filled="true" fillcolor="#e7e6e6" stroked="false">
-              <v:path arrowok="t"/>
-              <v:fill type="solid"/>
-            </v:shape>
-            <v:shape style="position:absolute;left:5702;top:855;width:413;height:212" id="docshape14" coordorigin="5702,856" coordsize="413,212" path="m6010,856l6010,961,6115,961,5909,1067,5702,961,5808,961,5808,856,6010,856xe" filled="false" stroked="true" strokeweight=".87528pt" strokecolor="#41709c">
-              <v:path arrowok="t"/>
-              <v:stroke dashstyle="solid"/>
-            </v:shape>
-            <v:shape style="position:absolute;left:4233;top:1071;width:3346;height:807" type="#_x0000_t202" id="docshape15" filled="true" fillcolor="#e1efd9" stroked="true" strokeweight=".876478pt" strokecolor="#41709c">
-              <v:textbox inset="0,0,0,0">
-                <w:txbxContent>
-                  <w:p>
-                    <w:pPr>
-                      <w:spacing w:line="244" w:lineRule="auto" w:before="69"/>
-                      <w:ind w:left="226" w:right="225" w:hanging="8"/>
-                      <w:jc w:val="center"/>
-                      <w:rPr>
-                        <w:rFonts w:ascii="Calibri"/>
-                        <w:color w:val="000000"/>
-                        <w:sz w:val="18"/>
-                      </w:rPr>
-                    </w:pPr>
-                    <w:bookmarkStart w:name="/" w:id="40"/>
-                    <w:bookmarkEnd w:id="40"/>
-                    <w:r>
-                      <w:rPr>
-                        <w:color w:val="000000"/>
-                      </w:rPr>
-                    </w:r>
-                    <w:r>
-                      <w:rPr>
-                        <w:rFonts w:ascii="Calibri"/>
-                        <w:color w:val="000000"/>
-                        <w:sz w:val="18"/>
-                      </w:rPr>
-                      <w:t>Obtains confirmed list of patients requiring narratives,</w:t>
-                    </w:r>
-                    <w:r>
-                      <w:rPr>
-                        <w:rFonts w:ascii="Calibri"/>
-                        <w:color w:val="000000"/>
-                        <w:spacing w:val="-1"/>
-                        <w:sz w:val="18"/>
-                      </w:rPr>
-                      <w:t> </w:t>
-                    </w:r>
-                    <w:r>
-                      <w:rPr>
-                        <w:rFonts w:ascii="Calibri"/>
-                        <w:color w:val="000000"/>
-                        <w:sz w:val="18"/>
-                      </w:rPr>
-                      <w:t>from</w:t>
-                    </w:r>
-                    <w:r>
-                      <w:rPr>
-                        <w:rFonts w:ascii="Calibri"/>
-                        <w:color w:val="000000"/>
-                        <w:spacing w:val="-1"/>
-                        <w:sz w:val="18"/>
-                      </w:rPr>
-                      <w:t> </w:t>
-                    </w:r>
-                    <w:r>
-                      <w:rPr>
-                        <w:rFonts w:ascii="Calibri"/>
-                        <w:color w:val="000000"/>
-                        <w:sz w:val="18"/>
-                      </w:rPr>
-                      <w:t>Customer or IQVIA team</w:t>
-                    </w:r>
-                  </w:p>
-                </w:txbxContent>
-              </v:textbox>
-              <v:fill type="solid"/>
-              <v:stroke dashstyle="solid"/>
-              <w10:wrap type="none"/>
-            </v:shape>
-            <v:shape style="position:absolute;left:4238;top:255;width:3346;height:591" type="#_x0000_t202" id="docshape16" filled="true" fillcolor="#e1efd9" stroked="true" strokeweight=".876478pt" strokecolor="#41709c">
-              <v:textbox inset="0,0,0,0">
-                <w:txbxContent>
-                  <w:p>
-                    <w:pPr>
-                      <w:spacing w:before="74"/>
-                      <w:ind w:left="1220" w:right="43" w:hanging="1080"/>
-                      <w:jc w:val="left"/>
-                      <w:rPr>
-                        <w:rFonts w:ascii="Calibri"/>
-                        <w:color w:val="000000"/>
-                        <w:sz w:val="18"/>
-                      </w:rPr>
-                    </w:pPr>
-                    <w:r>
-                      <w:rPr>
-                        <w:rFonts w:ascii="Calibri"/>
-                        <w:color w:val="000000"/>
-                        <w:sz w:val="18"/>
-                      </w:rPr>
-                      <w:t>Narrative planning; joint kick-off meeting as required.</w:t>
-                    </w:r>
-                  </w:p>
-                </w:txbxContent>
-              </v:textbox>
-              <v:fill type="solid"/>
-              <v:stroke dashstyle="solid"/>
-              <w10:wrap type="none"/>
-            </v:shape>
-            <v:shape style="position:absolute;left:5702;top:1897;width:413;height:212" id="docshape17" coordorigin="5702,1897" coordsize="413,212" path="m5909,2109l5702,2003,5808,2003,5808,1897,6010,1897,6010,2003,6115,2003,5909,2109xe" filled="true" fillcolor="#e7e6e6" stroked="false">
-              <v:path arrowok="t"/>
-              <v:fill type="solid"/>
-            </v:shape>
-            <v:shape style="position:absolute;left:5702;top:1897;width:413;height:212" id="docshape18" coordorigin="5702,1897" coordsize="413,212" path="m6010,1897l6010,2003,6115,2003,5909,2109,5702,2003,5808,2003,5808,1897,6010,1897xe" filled="false" stroked="true" strokeweight=".87528pt" strokecolor="#41709c">
-              <v:path arrowok="t"/>
-              <v:stroke dashstyle="solid"/>
-            </v:shape>
-            <v:shape style="position:absolute;left:5702;top:2962;width:413;height:212" id="docshape19" coordorigin="5702,2963" coordsize="413,212" path="m5909,3174l5702,3069,5808,3069,5808,2963,6010,2963,6010,3069,6115,3069,5909,3174xe" filled="true" fillcolor="#e7e6e6" stroked="false">
-              <v:path arrowok="t"/>
-              <v:fill type="solid"/>
-            </v:shape>
-            <v:shape style="position:absolute;left:5702;top:2962;width:413;height:212" id="docshape20" coordorigin="5702,2963" coordsize="413,212" path="m6010,2963l6010,3069,6115,3069,5909,3174,5702,3069,5808,3069,5808,2963,6010,2963xe" filled="false" stroked="true" strokeweight=".87528pt" strokecolor="#41709c">
-              <v:path arrowok="t"/>
-              <v:stroke dashstyle="solid"/>
-            </v:shape>
-            <v:shape style="position:absolute;left:4243;top:3178;width:3341;height:591" type="#_x0000_t202" id="docshape21" filled="true" fillcolor="#e1efd9" stroked="true" strokeweight=".876478pt" strokecolor="#41709c">
-              <v:textbox inset="0,0,0,0">
-                <w:txbxContent>
-                  <w:p>
-                    <w:pPr>
-                      <w:spacing w:before="180"/>
-                      <w:ind w:left="725" w:right="0" w:firstLine="0"/>
-                      <w:jc w:val="left"/>
-                      <w:rPr>
-                        <w:rFonts w:ascii="Calibri"/>
-                        <w:color w:val="000000"/>
-                        <w:sz w:val="18"/>
-                      </w:rPr>
-                    </w:pPr>
-                    <w:r>
-                      <w:rPr>
-                        <w:rFonts w:ascii="Calibri"/>
-                        <w:color w:val="000000"/>
-                        <w:sz w:val="18"/>
-                      </w:rPr>
-                      <w:t>IQVIA</w:t>
-                    </w:r>
-                    <w:r>
-                      <w:rPr>
-                        <w:rFonts w:ascii="Calibri"/>
-                        <w:color w:val="000000"/>
-                        <w:spacing w:val="-1"/>
-                        <w:sz w:val="18"/>
-                      </w:rPr>
-                      <w:t> </w:t>
-                    </w:r>
-                    <w:r>
-                      <w:rPr>
-                        <w:rFonts w:ascii="Calibri"/>
-                        <w:color w:val="000000"/>
-                        <w:sz w:val="18"/>
-                      </w:rPr>
-                      <w:t>drafts narratives</w:t>
-                    </w:r>
-                    <w:r>
-                      <w:rPr>
-                        <w:rFonts w:ascii="Calibri"/>
-                        <w:color w:val="000000"/>
-                        <w:sz w:val="18"/>
-                        <w:vertAlign w:val="superscript"/>
-                      </w:rPr>
-                      <w:t>a,</w:t>
-                    </w:r>
-                    <w:r>
-                      <w:rPr>
-                        <w:rFonts w:ascii="Calibri"/>
-                        <w:color w:val="000000"/>
-                        <w:spacing w:val="-12"/>
-                        <w:sz w:val="18"/>
-                        <w:vertAlign w:val="baseline"/>
-                      </w:rPr>
-                      <w:t> </w:t>
-                    </w:r>
-                    <w:r>
-                      <w:rPr>
-                        <w:rFonts w:ascii="Calibri"/>
-                        <w:color w:val="000000"/>
-                        <w:spacing w:val="-10"/>
-                        <w:sz w:val="18"/>
-                        <w:vertAlign w:val="superscript"/>
-                      </w:rPr>
-                      <w:t>b</w:t>
-                    </w:r>
-                  </w:p>
-                </w:txbxContent>
-              </v:textbox>
-              <v:fill type="solid"/>
-              <v:stroke dashstyle="solid"/>
-              <w10:wrap type="none"/>
-            </v:shape>
-            <v:shape style="position:absolute;left:4243;top:2118;width:3341;height:836" type="#_x0000_t202" id="docshape22" filled="true" fillcolor="#e1efd9" stroked="true" strokeweight=".876478pt" strokecolor="#41709c">
-              <v:textbox inset="0,0,0,0">
-                <w:txbxContent>
-                  <w:p>
-                    <w:pPr>
-                      <w:spacing w:line="244" w:lineRule="auto" w:before="79"/>
-                      <w:ind w:left="212" w:right="210" w:hanging="3"/>
-                      <w:jc w:val="center"/>
-                      <w:rPr>
-                        <w:rFonts w:ascii="Calibri"/>
-                        <w:color w:val="000000"/>
-                        <w:sz w:val="18"/>
-                      </w:rPr>
-                    </w:pPr>
-                    <w:r>
-                      <w:rPr>
-                        <w:rFonts w:ascii="Calibri"/>
-                        <w:color w:val="000000"/>
-                        <w:sz w:val="18"/>
-                      </w:rPr>
-                      <w:t>IQVIA prepares narrative tracker, timeline for delivery</w:t>
-                    </w:r>
-                    <w:r>
-                      <w:rPr>
-                        <w:rFonts w:ascii="Calibri"/>
-                        <w:color w:val="000000"/>
-                        <w:sz w:val="18"/>
-                        <w:vertAlign w:val="superscript"/>
-                      </w:rPr>
-                      <w:t>a</w:t>
-                    </w:r>
-                    <w:r>
-                      <w:rPr>
-                        <w:rFonts w:ascii="Calibri"/>
-                        <w:color w:val="000000"/>
-                        <w:sz w:val="18"/>
-                        <w:vertAlign w:val="baseline"/>
-                      </w:rPr>
-                      <w:t> and develops writing guidance document, if required</w:t>
-                    </w:r>
-                  </w:p>
-                </w:txbxContent>
-              </v:textbox>
-              <v:fill type="solid"/>
-              <v:stroke dashstyle="solid"/>
-              <w10:wrap type="none"/>
-            </v:shape>
-            <v:shape style="position:absolute;left:5702;top:3788;width:413;height:207" id="docshape23" coordorigin="5702,3789" coordsize="413,207" path="m5909,3995l5702,3889,5808,3889,5808,3789,6010,3789,6010,3889,6115,3889,5909,3995xe" filled="true" fillcolor="#e7e6e6" stroked="false">
-              <v:path arrowok="t"/>
-              <v:fill type="solid"/>
-            </v:shape>
-            <v:shape style="position:absolute;left:5702;top:3788;width:413;height:207" id="docshape24" coordorigin="5702,3789" coordsize="413,207" path="m6010,3789l6010,3889,6115,3889,5909,3995,5702,3889,5808,3889,5808,3789,6010,3789xe" filled="false" stroked="true" strokeweight=".87528pt" strokecolor="#41709c">
-              <v:path arrowok="t"/>
-              <v:stroke dashstyle="solid"/>
-            </v:shape>
-            <v:shape style="position:absolute;left:5702;top:4647;width:413;height:212" id="docshape25" coordorigin="5702,4648" coordsize="413,212" path="m5909,4859l5702,4753,5808,4753,5808,4648,6010,4648,6010,4753,6115,4753,5909,4859xe" filled="true" fillcolor="#e7e6e6" stroked="false">
-              <v:path arrowok="t"/>
-              <v:fill type="solid"/>
-            </v:shape>
-            <v:shape style="position:absolute;left:5702;top:4647;width:413;height:212" id="docshape26" coordorigin="5702,4648" coordsize="413,212" path="m6010,4648l6010,4753,6115,4753,5909,4859,5702,4753,5808,4753,5808,4648,6010,4648xe" filled="false" stroked="true" strokeweight=".87528pt" strokecolor="#41709c">
-              <v:path arrowok="t"/>
-              <v:stroke dashstyle="solid"/>
-            </v:shape>
-            <v:shape style="position:absolute;left:4243;top:4863;width:3341;height:586" type="#_x0000_t202" id="docshape27" filled="true" fillcolor="#e1efd9" stroked="true" strokeweight=".876478pt" strokecolor="#41709c">
-              <v:textbox inset="0,0,0,0">
-                <w:txbxContent>
-                  <w:p>
-                    <w:pPr>
-                      <w:spacing w:line="247" w:lineRule="auto" w:before="69"/>
-                      <w:ind w:left="471" w:right="0" w:firstLine="0"/>
-                      <w:jc w:val="left"/>
-                      <w:rPr>
-                        <w:rFonts w:ascii="Calibri"/>
-                        <w:color w:val="000000"/>
-                        <w:sz w:val="18"/>
-                      </w:rPr>
-                    </w:pPr>
-                    <w:r>
-                      <w:rPr>
-                        <w:rFonts w:ascii="Calibri"/>
-                        <w:color w:val="000000"/>
-                        <w:sz w:val="18"/>
-                      </w:rPr>
-                      <w:t>IQVIA</w:t>
-                    </w:r>
-                    <w:r>
-                      <w:rPr>
-                        <w:rFonts w:ascii="Calibri"/>
-                        <w:color w:val="000000"/>
-                        <w:spacing w:val="-3"/>
-                        <w:sz w:val="18"/>
-                      </w:rPr>
-                      <w:t> </w:t>
-                    </w:r>
-                    <w:r>
-                      <w:rPr>
-                        <w:rFonts w:ascii="Calibri"/>
-                        <w:color w:val="000000"/>
-                        <w:sz w:val="18"/>
-                      </w:rPr>
-                      <w:t>performs read-through</w:t>
-                    </w:r>
-                    <w:r>
-                      <w:rPr>
-                        <w:rFonts w:ascii="Calibri"/>
-                        <w:color w:val="000000"/>
-                        <w:spacing w:val="-1"/>
-                        <w:sz w:val="18"/>
-                      </w:rPr>
-                      <w:t> </w:t>
-                    </w:r>
-                    <w:r>
-                      <w:rPr>
-                        <w:rFonts w:ascii="Calibri"/>
-                        <w:color w:val="000000"/>
-                        <w:sz w:val="18"/>
-                      </w:rPr>
-                      <w:t>of narratives,</w:t>
-                    </w:r>
-                    <w:r>
-                      <w:rPr>
-                        <w:rFonts w:ascii="Calibri"/>
-                        <w:color w:val="000000"/>
-                        <w:spacing w:val="-5"/>
-                        <w:sz w:val="18"/>
-                      </w:rPr>
-                      <w:t> </w:t>
-                    </w:r>
-                    <w:r>
-                      <w:rPr>
-                        <w:rFonts w:ascii="Calibri"/>
-                        <w:color w:val="000000"/>
-                        <w:sz w:val="18"/>
-                      </w:rPr>
-                      <w:t>ensuring</w:t>
-                    </w:r>
-                    <w:r>
-                      <w:rPr>
-                        <w:rFonts w:ascii="Calibri"/>
-                        <w:color w:val="000000"/>
-                        <w:spacing w:val="-1"/>
-                        <w:sz w:val="18"/>
-                      </w:rPr>
-                      <w:t> </w:t>
-                    </w:r>
-                    <w:r>
-                      <w:rPr>
-                        <w:rFonts w:ascii="Calibri"/>
-                        <w:color w:val="000000"/>
-                        <w:spacing w:val="-2"/>
-                        <w:sz w:val="18"/>
-                      </w:rPr>
-                      <w:t>consistency</w:t>
-                    </w:r>
-                  </w:p>
-                </w:txbxContent>
-              </v:textbox>
-              <v:fill type="solid"/>
-              <v:stroke dashstyle="solid"/>
-              <w10:wrap type="none"/>
-            </v:shape>
-            <v:shape style="position:absolute;left:4243;top:4009;width:3341;height:629" type="#_x0000_t202" id="docshape28" filled="true" fillcolor="#e1efd9" stroked="true" strokeweight=".876478pt" strokecolor="#41709c">
-              <v:textbox inset="0,0,0,0">
-                <w:txbxContent>
-                  <w:p>
-                    <w:pPr>
-                      <w:spacing w:before="84"/>
-                      <w:ind w:left="293" w:right="0" w:firstLine="24"/>
-                      <w:jc w:val="left"/>
-                      <w:rPr>
-                        <w:rFonts w:ascii="Calibri"/>
-                        <w:color w:val="000000"/>
-                        <w:sz w:val="18"/>
-                      </w:rPr>
-                    </w:pPr>
-                    <w:r>
-                      <w:rPr>
-                        <w:rFonts w:ascii="Calibri"/>
-                        <w:color w:val="000000"/>
-                        <w:sz w:val="18"/>
-                      </w:rPr>
-                      <w:t>IQVIA performs internal review</w:t>
-                    </w:r>
-                    <w:r>
-                      <w:rPr>
-                        <w:rFonts w:ascii="Calibri"/>
-                        <w:color w:val="000000"/>
-                        <w:sz w:val="18"/>
-                        <w:vertAlign w:val="superscript"/>
-                      </w:rPr>
-                      <w:t>c</w:t>
-                    </w:r>
-                    <w:r>
-                      <w:rPr>
-                        <w:rFonts w:ascii="Calibri"/>
-                        <w:color w:val="000000"/>
-                        <w:sz w:val="18"/>
-                        <w:vertAlign w:val="baseline"/>
-                      </w:rPr>
-                      <w:t> and addresses</w:t>
-                    </w:r>
-                    <w:r>
-                      <w:rPr>
-                        <w:rFonts w:ascii="Calibri"/>
-                        <w:color w:val="000000"/>
-                        <w:spacing w:val="1"/>
-                        <w:sz w:val="18"/>
-                        <w:vertAlign w:val="baseline"/>
-                      </w:rPr>
-                      <w:t> </w:t>
-                    </w:r>
-                    <w:r>
-                      <w:rPr>
-                        <w:rFonts w:ascii="Calibri"/>
-                        <w:color w:val="000000"/>
-                        <w:sz w:val="18"/>
-                        <w:vertAlign w:val="baseline"/>
-                      </w:rPr>
-                      <w:t>internal review</w:t>
-                    </w:r>
-                    <w:r>
-                      <w:rPr>
-                        <w:rFonts w:ascii="Calibri"/>
-                        <w:color w:val="000000"/>
-                        <w:spacing w:val="1"/>
-                        <w:sz w:val="18"/>
-                        <w:vertAlign w:val="baseline"/>
-                      </w:rPr>
-                      <w:t> </w:t>
-                    </w:r>
-                    <w:r>
-                      <w:rPr>
-                        <w:rFonts w:ascii="Calibri"/>
-                        <w:color w:val="000000"/>
-                        <w:spacing w:val="-2"/>
-                        <w:sz w:val="18"/>
-                        <w:vertAlign w:val="baseline"/>
-                      </w:rPr>
-                      <w:t>comments</w:t>
-                    </w:r>
-                  </w:p>
-                </w:txbxContent>
-              </v:textbox>
-              <v:fill type="solid"/>
-              <v:stroke dashstyle="solid"/>
-              <w10:wrap type="none"/>
-            </v:shape>
-            <v:shape style="position:absolute;left:5702;top:5468;width:413;height:212" id="docshape29" coordorigin="5702,5469" coordsize="413,212" path="m5909,5680l5702,5574,5808,5574,5808,5469,6010,5469,6010,5574,6115,5574,5909,5680xe" filled="true" fillcolor="#e7e6e6" stroked="false">
-              <v:path arrowok="t"/>
-              <v:fill type="solid"/>
-            </v:shape>
-            <v:shape style="position:absolute;left:5702;top:5468;width:413;height:212" id="docshape30" coordorigin="5702,5469" coordsize="413,212" path="m6010,5469l6010,5574,6115,5574,5909,5680,5702,5574,5808,5574,5808,5469,6010,5469xe" filled="false" stroked="true" strokeweight=".87528pt" strokecolor="#41709c">
-              <v:path arrowok="t"/>
-              <v:stroke dashstyle="solid"/>
-            </v:shape>
-            <v:shape style="position:absolute;left:4248;top:5674;width:3341;height:586" type="#_x0000_t202" id="docshape31" filled="true" fillcolor="#e1efd9" stroked="true" strokeweight=".876478pt" strokecolor="#41709c">
-              <v:textbox inset="0,0,0,0">
-                <w:txbxContent>
-                  <w:p>
-                    <w:pPr>
-                      <w:spacing w:line="247" w:lineRule="auto" w:before="69"/>
-                      <w:ind w:left="768" w:right="0" w:hanging="274"/>
-                      <w:jc w:val="left"/>
-                      <w:rPr>
-                        <w:rFonts w:ascii="Calibri"/>
-                        <w:color w:val="000000"/>
-                        <w:sz w:val="18"/>
-                      </w:rPr>
-                    </w:pPr>
-                    <w:r>
-                      <w:rPr>
-                        <w:rFonts w:ascii="Calibri"/>
-                        <w:color w:val="000000"/>
-                        <w:sz w:val="18"/>
-                      </w:rPr>
-                      <w:t>Customer</w:t>
-                    </w:r>
-                    <w:r>
-                      <w:rPr>
-                        <w:rFonts w:ascii="Calibri"/>
-                        <w:color w:val="000000"/>
-                        <w:spacing w:val="-3"/>
-                        <w:sz w:val="18"/>
-                      </w:rPr>
-                      <w:t> </w:t>
-                    </w:r>
-                    <w:r>
-                      <w:rPr>
-                        <w:rFonts w:ascii="Calibri"/>
-                        <w:color w:val="000000"/>
-                        <w:sz w:val="18"/>
-                      </w:rPr>
-                      <w:t>reviews</w:t>
-                    </w:r>
-                    <w:r>
-                      <w:rPr>
-                        <w:rFonts w:ascii="Calibri"/>
-                        <w:color w:val="000000"/>
-                        <w:spacing w:val="-2"/>
-                        <w:sz w:val="18"/>
-                      </w:rPr>
-                      <w:t> </w:t>
-                    </w:r>
-                    <w:r>
-                      <w:rPr>
-                        <w:rFonts w:ascii="Calibri"/>
-                        <w:color w:val="000000"/>
-                        <w:sz w:val="18"/>
-                      </w:rPr>
-                      <w:t>and</w:t>
-                    </w:r>
-                    <w:r>
-                      <w:rPr>
-                        <w:rFonts w:ascii="Calibri"/>
-                        <w:color w:val="000000"/>
-                        <w:spacing w:val="-3"/>
-                        <w:sz w:val="18"/>
-                      </w:rPr>
-                      <w:t> </w:t>
-                    </w:r>
-                    <w:r>
-                      <w:rPr>
-                        <w:rFonts w:ascii="Calibri"/>
-                        <w:color w:val="000000"/>
-                        <w:sz w:val="18"/>
-                      </w:rPr>
-                      <w:t>provides consolidated comments</w:t>
-                    </w:r>
-                  </w:p>
-                </w:txbxContent>
-              </v:textbox>
-              <v:fill type="solid"/>
-              <v:stroke dashstyle="solid"/>
-              <w10:wrap type="none"/>
-            </v:shape>
-            <v:shape style="position:absolute;left:5702;top:6274;width:413;height:212" id="docshape32" coordorigin="5702,6275" coordsize="413,212" path="m5909,6486l5702,6381,5808,6381,5808,6275,6010,6275,6010,6381,6115,6381,5909,6486xe" filled="true" fillcolor="#e7e6e6" stroked="false">
-              <v:path arrowok="t"/>
-              <v:fill type="solid"/>
-            </v:shape>
-            <v:shape style="position:absolute;left:5702;top:6274;width:413;height:212" id="docshape33" coordorigin="5702,6275" coordsize="413,212" path="m6010,6275l6010,6381,6115,6381,5909,6486,5702,6381,5808,6381,5808,6275,6010,6275xe" filled="false" stroked="true" strokeweight=".87528pt" strokecolor="#41709c">
-              <v:path arrowok="t"/>
-              <v:stroke dashstyle="solid"/>
-            </v:shape>
-            <v:shape style="position:absolute;left:5702;top:7518;width:413;height:212" id="docshape34" coordorigin="5702,7518" coordsize="413,212" path="m5909,7729l5702,7624,5803,7624,5803,7518,6010,7518,6010,7624,6115,7624,5909,7729xe" filled="true" fillcolor="#e7e6e6" stroked="false">
-              <v:path arrowok="t"/>
-              <v:fill type="solid"/>
-            </v:shape>
-            <v:shape style="position:absolute;left:5702;top:7518;width:413;height:212" id="docshape35" coordorigin="5702,7518" coordsize="413,212" path="m6010,7518l6010,7624,6115,7624,5909,7729,5702,7624,5803,7624,5803,7518,6010,7518xe" filled="false" stroked="true" strokeweight=".87528pt" strokecolor="#41709c">
-              <v:path arrowok="t"/>
-              <v:stroke dashstyle="solid"/>
-            </v:shape>
-            <v:shape style="position:absolute;left:4248;top:7734;width:3341;height:605" type="#_x0000_t202" id="docshape36" filled="true" fillcolor="#e1efd9" stroked="true" strokeweight=".876478pt" strokecolor="#41709c">
-              <v:textbox inset="0,0,0,0">
-                <w:txbxContent>
-                  <w:p>
-                    <w:pPr>
-                      <w:spacing w:before="79"/>
-                      <w:ind w:left="471" w:right="0" w:hanging="178"/>
-                      <w:jc w:val="left"/>
-                      <w:rPr>
-                        <w:rFonts w:ascii="Calibri"/>
-                        <w:color w:val="000000"/>
-                        <w:sz w:val="18"/>
-                      </w:rPr>
-                    </w:pPr>
-                    <w:r>
-                      <w:rPr>
-                        <w:rFonts w:ascii="Calibri"/>
-                        <w:color w:val="000000"/>
-                        <w:sz w:val="18"/>
-                      </w:rPr>
-                      <w:t>IQVIA performs</w:t>
-                    </w:r>
-                    <w:r>
-                      <w:rPr>
-                        <w:rFonts w:ascii="Calibri"/>
-                        <w:color w:val="000000"/>
-                        <w:spacing w:val="-2"/>
-                        <w:sz w:val="18"/>
-                      </w:rPr>
-                      <w:t> </w:t>
-                    </w:r>
-                    <w:r>
-                      <w:rPr>
-                        <w:rFonts w:ascii="Calibri"/>
-                        <w:color w:val="000000"/>
-                        <w:sz w:val="18"/>
-                      </w:rPr>
-                      <w:t>final read-through</w:t>
-                    </w:r>
-                    <w:r>
-                      <w:rPr>
-                        <w:rFonts w:ascii="Calibri"/>
-                        <w:color w:val="000000"/>
-                        <w:spacing w:val="-1"/>
-                        <w:sz w:val="18"/>
-                      </w:rPr>
-                      <w:t> </w:t>
-                    </w:r>
-                    <w:r>
-                      <w:rPr>
-                        <w:rFonts w:ascii="Calibri"/>
-                        <w:color w:val="000000"/>
-                        <w:sz w:val="18"/>
-                      </w:rPr>
-                      <w:t>of narratives, ensuring consistency</w:t>
-                    </w:r>
-                  </w:p>
-                </w:txbxContent>
-              </v:textbox>
-              <v:fill type="solid"/>
-              <v:stroke dashstyle="solid"/>
-              <w10:wrap type="none"/>
-            </v:shape>
-            <v:shape style="position:absolute;left:4262;top:6500;width:3341;height:1013" type="#_x0000_t202" id="docshape37" filled="true" fillcolor="#e1efd9" stroked="true" strokeweight=".876478pt" strokecolor="#41709c">
-              <v:textbox inset="0,0,0,0">
-                <w:txbxContent>
-                  <w:p>
-                    <w:pPr>
-                      <w:spacing w:line="244" w:lineRule="auto" w:before="69"/>
-                      <w:ind w:left="130" w:right="131" w:hanging="4"/>
-                      <w:jc w:val="center"/>
-                      <w:rPr>
-                        <w:rFonts w:ascii="Calibri"/>
-                        <w:color w:val="000000"/>
-                        <w:sz w:val="18"/>
-                      </w:rPr>
-                    </w:pPr>
-                    <w:r>
-                      <w:rPr>
-                        <w:rFonts w:ascii="Calibri"/>
-                        <w:color w:val="000000"/>
-                        <w:sz w:val="18"/>
-                      </w:rPr>
-                      <w:t>IQVIA addresses Customer review comments</w:t>
-                    </w:r>
-                    <w:r>
-                      <w:rPr>
-                        <w:rFonts w:ascii="Calibri"/>
-                        <w:color w:val="000000"/>
-                        <w:spacing w:val="-2"/>
-                        <w:sz w:val="18"/>
-                      </w:rPr>
-                      <w:t> </w:t>
-                    </w:r>
-                    <w:r>
-                      <w:rPr>
-                        <w:rFonts w:ascii="Calibri"/>
-                        <w:color w:val="000000"/>
-                        <w:sz w:val="18"/>
-                      </w:rPr>
-                      <w:t>and prepares</w:t>
-                    </w:r>
-                    <w:r>
-                      <w:rPr>
-                        <w:rFonts w:ascii="Calibri"/>
-                        <w:color w:val="000000"/>
-                        <w:spacing w:val="-1"/>
-                        <w:sz w:val="18"/>
-                      </w:rPr>
-                      <w:t> </w:t>
-                    </w:r>
-                    <w:r>
-                      <w:rPr>
-                        <w:rFonts w:ascii="Calibri"/>
-                        <w:color w:val="000000"/>
-                        <w:sz w:val="18"/>
-                      </w:rPr>
-                      <w:t>final narratives</w:t>
-                    </w:r>
-                    <w:r>
-                      <w:rPr>
-                        <w:rFonts w:ascii="Calibri"/>
-                        <w:color w:val="000000"/>
-                        <w:sz w:val="18"/>
-                        <w:vertAlign w:val="superscript"/>
-                      </w:rPr>
-                      <w:t>a</w:t>
-                    </w:r>
-                    <w:r>
-                      <w:rPr>
-                        <w:rFonts w:ascii="Calibri"/>
-                        <w:color w:val="000000"/>
-                        <w:sz w:val="18"/>
-                        <w:vertAlign w:val="baseline"/>
-                      </w:rPr>
-                      <w:t>, including further internal review, as </w:t>
-                    </w:r>
-                    <w:r>
-                      <w:rPr>
-                        <w:rFonts w:ascii="Calibri"/>
-                        <w:color w:val="000000"/>
-                        <w:spacing w:val="-2"/>
-                        <w:sz w:val="18"/>
-                        <w:vertAlign w:val="baseline"/>
-                      </w:rPr>
-                      <w:t>needed</w:t>
-                    </w:r>
-                  </w:p>
-                </w:txbxContent>
-              </v:textbox>
-              <v:fill type="solid"/>
-              <v:stroke dashstyle="solid"/>
-              <w10:wrap type="none"/>
-            </v:shape>
-            <v:shape style="position:absolute;left:5702;top:8353;width:413;height:212" id="docshape38" coordorigin="5702,8353" coordsize="413,212" path="m5909,8565l5702,8459,5808,8459,5808,8353,6010,8353,6010,8459,6115,8459,5909,8565xe" filled="true" fillcolor="#e7e6e6" stroked="false">
-              <v:path arrowok="t"/>
-              <v:fill type="solid"/>
-            </v:shape>
-            <v:shape style="position:absolute;left:5702;top:8353;width:413;height:212" id="docshape39" coordorigin="5702,8353" coordsize="413,212" path="m6010,8353l6010,8459,6115,8459,5909,8565,5702,8459,5808,8459,5808,8353,6010,8353xe" filled="false" stroked="true" strokeweight=".87528pt" strokecolor="#41709c">
-              <v:path arrowok="t"/>
-              <v:stroke dashstyle="solid"/>
-            </v:shape>
-            <w10:wrap type="topAndBottom"/>
-          </v:group>
-        </w:pict>
       </w:r>
       <w:r>
         <w:rPr/>
-        <w:pict>
-          <v:shape style="position:absolute;margin-left:404.880005pt;margin-top:12.306705pt;width:109pt;height:116.9pt;mso-position-horizontal-relative:page;mso-position-vertical-relative:paragraph;z-index:-15727616;mso-wrap-distance-left:0;mso-wrap-distance-right:0" type="#_x0000_t202" id="docshape40" filled="true" fillcolor="#e1efd9" stroked="true" strokeweight=".65736pt" strokecolor="#41709c">
-            <v:textbox inset="0,0,0,0">
-              <w:txbxContent>
-                <w:p>
-                  <w:pPr>
-                    <w:spacing w:before="71"/>
-                    <w:ind w:left="127" w:right="0" w:firstLine="0"/>
-                    <w:jc w:val="left"/>
-                    <w:rPr>
-                      <w:rFonts w:ascii="Calibri"/>
-                      <w:color w:val="000000"/>
-                      <w:sz w:val="18"/>
-                    </w:rPr>
-                  </w:pPr>
-                  <w:r>
-                    <w:rPr>
-                      <w:rFonts w:ascii="Calibri"/>
-                      <w:color w:val="000000"/>
-                      <w:spacing w:val="-2"/>
-                      <w:sz w:val="18"/>
-                    </w:rPr>
-                    <w:t>Confirm:</w:t>
-                  </w:r>
-                </w:p>
-                <w:p>
-                  <w:pPr>
-                    <w:numPr>
-                      <w:ilvl w:val="0"/>
-                      <w:numId w:val="32"/>
-                    </w:numPr>
-                    <w:tabs>
-                      <w:tab w:pos="258" w:val="left" w:leader="none"/>
-                    </w:tabs>
-                    <w:spacing w:before="21"/>
-                    <w:ind w:left="257" w:right="0" w:hanging="131"/>
-                    <w:jc w:val="left"/>
-                    <w:rPr>
-                      <w:rFonts w:ascii="Calibri"/>
-                      <w:color w:val="000000"/>
-                      <w:sz w:val="18"/>
-                    </w:rPr>
-                  </w:pPr>
-                  <w:r>
-                    <w:rPr>
-                      <w:rFonts w:ascii="Calibri"/>
-                      <w:color w:val="000000"/>
-                      <w:sz w:val="18"/>
-                    </w:rPr>
-                    <w:t>Narrative</w:t>
-                  </w:r>
-                  <w:r>
-                    <w:rPr>
-                      <w:rFonts w:ascii="Calibri"/>
-                      <w:color w:val="000000"/>
-                      <w:spacing w:val="-1"/>
-                      <w:sz w:val="18"/>
-                    </w:rPr>
-                    <w:t> </w:t>
-                  </w:r>
-                  <w:r>
-                    <w:rPr>
-                      <w:rFonts w:ascii="Calibri"/>
-                      <w:color w:val="000000"/>
-                      <w:spacing w:val="-2"/>
-                      <w:sz w:val="18"/>
-                    </w:rPr>
-                    <w:t>template</w:t>
-                  </w:r>
-                </w:p>
-                <w:p>
-                  <w:pPr>
-                    <w:numPr>
-                      <w:ilvl w:val="0"/>
-                      <w:numId w:val="32"/>
-                    </w:numPr>
-                    <w:tabs>
-                      <w:tab w:pos="258" w:val="left" w:leader="none"/>
-                    </w:tabs>
-                    <w:spacing w:before="20"/>
-                    <w:ind w:left="257" w:right="0" w:hanging="131"/>
-                    <w:jc w:val="left"/>
-                    <w:rPr>
-                      <w:rFonts w:ascii="Calibri"/>
-                      <w:color w:val="000000"/>
-                      <w:sz w:val="18"/>
-                    </w:rPr>
-                  </w:pPr>
-                  <w:r>
-                    <w:rPr>
-                      <w:rFonts w:ascii="Calibri"/>
-                      <w:color w:val="000000"/>
-                      <w:sz w:val="18"/>
-                    </w:rPr>
-                    <w:t>Narrative</w:t>
-                  </w:r>
-                  <w:r>
-                    <w:rPr>
-                      <w:rFonts w:ascii="Calibri"/>
-                      <w:color w:val="000000"/>
-                      <w:spacing w:val="1"/>
-                      <w:sz w:val="18"/>
-                    </w:rPr>
-                    <w:t> </w:t>
-                  </w:r>
-                  <w:r>
-                    <w:rPr>
-                      <w:rFonts w:ascii="Calibri"/>
-                      <w:color w:val="000000"/>
-                      <w:spacing w:val="-2"/>
-                      <w:sz w:val="18"/>
-                    </w:rPr>
-                    <w:t>criteria</w:t>
-                  </w:r>
-                </w:p>
-                <w:p>
-                  <w:pPr>
-                    <w:numPr>
-                      <w:ilvl w:val="0"/>
-                      <w:numId w:val="32"/>
-                    </w:numPr>
-                    <w:tabs>
-                      <w:tab w:pos="258" w:val="left" w:leader="none"/>
-                    </w:tabs>
-                    <w:spacing w:before="15"/>
-                    <w:ind w:left="257" w:right="0" w:hanging="131"/>
-                    <w:jc w:val="left"/>
-                    <w:rPr>
-                      <w:rFonts w:ascii="Calibri"/>
-                      <w:color w:val="000000"/>
-                      <w:sz w:val="18"/>
-                    </w:rPr>
-                  </w:pPr>
-                  <w:r>
-                    <w:rPr>
-                      <w:rFonts w:ascii="Calibri"/>
-                      <w:color w:val="000000"/>
-                      <w:sz w:val="18"/>
-                    </w:rPr>
-                    <w:t>IQVIA</w:t>
-                  </w:r>
-                  <w:r>
-                    <w:rPr>
-                      <w:rFonts w:ascii="Calibri"/>
-                      <w:color w:val="000000"/>
-                      <w:spacing w:val="1"/>
-                      <w:sz w:val="18"/>
-                    </w:rPr>
-                    <w:t> </w:t>
-                  </w:r>
-                  <w:r>
-                    <w:rPr>
-                      <w:rFonts w:ascii="Calibri"/>
-                      <w:color w:val="000000"/>
-                      <w:sz w:val="18"/>
-                    </w:rPr>
-                    <w:t>medical</w:t>
-                  </w:r>
-                  <w:r>
-                    <w:rPr>
-                      <w:rFonts w:ascii="Calibri"/>
-                      <w:color w:val="000000"/>
-                      <w:spacing w:val="1"/>
-                      <w:sz w:val="18"/>
-                    </w:rPr>
-                    <w:t> </w:t>
-                  </w:r>
-                  <w:r>
-                    <w:rPr>
-                      <w:rFonts w:ascii="Calibri"/>
-                      <w:color w:val="000000"/>
-                      <w:spacing w:val="-2"/>
-                      <w:sz w:val="18"/>
-                    </w:rPr>
-                    <w:t>review</w:t>
-                  </w:r>
-                </w:p>
-                <w:p>
-                  <w:pPr>
-                    <w:numPr>
-                      <w:ilvl w:val="0"/>
-                      <w:numId w:val="32"/>
-                    </w:numPr>
-                    <w:tabs>
-                      <w:tab w:pos="258" w:val="left" w:leader="none"/>
-                    </w:tabs>
-                    <w:spacing w:before="21"/>
-                    <w:ind w:left="257" w:right="0" w:hanging="131"/>
-                    <w:jc w:val="left"/>
-                    <w:rPr>
-                      <w:rFonts w:ascii="Calibri"/>
-                      <w:color w:val="000000"/>
-                      <w:sz w:val="18"/>
-                    </w:rPr>
-                  </w:pPr>
-                  <w:r>
-                    <w:rPr>
-                      <w:rFonts w:ascii="Calibri"/>
-                      <w:color w:val="000000"/>
-                      <w:sz w:val="18"/>
-                    </w:rPr>
-                    <w:t>Batch</w:t>
-                  </w:r>
-                  <w:r>
-                    <w:rPr>
-                      <w:rFonts w:ascii="Calibri"/>
-                      <w:color w:val="000000"/>
-                      <w:spacing w:val="-1"/>
-                      <w:sz w:val="18"/>
-                    </w:rPr>
-                    <w:t> </w:t>
-                  </w:r>
-                  <w:r>
-                    <w:rPr>
-                      <w:rFonts w:ascii="Calibri"/>
-                      <w:color w:val="000000"/>
-                      <w:spacing w:val="-2"/>
-                      <w:sz w:val="18"/>
-                    </w:rPr>
-                    <w:t>requirements</w:t>
-                  </w:r>
-                </w:p>
-                <w:p>
-                  <w:pPr>
-                    <w:numPr>
-                      <w:ilvl w:val="0"/>
-                      <w:numId w:val="32"/>
-                    </w:numPr>
-                    <w:tabs>
-                      <w:tab w:pos="258" w:val="left" w:leader="none"/>
-                    </w:tabs>
-                    <w:spacing w:before="25"/>
-                    <w:ind w:left="257" w:right="0" w:hanging="131"/>
-                    <w:jc w:val="left"/>
-                    <w:rPr>
-                      <w:rFonts w:ascii="Calibri"/>
-                      <w:color w:val="000000"/>
-                      <w:sz w:val="18"/>
-                    </w:rPr>
-                  </w:pPr>
-                  <w:r>
-                    <w:rPr>
-                      <w:rFonts w:ascii="Calibri"/>
-                      <w:color w:val="000000"/>
-                      <w:spacing w:val="-2"/>
-                      <w:sz w:val="18"/>
-                    </w:rPr>
-                    <w:t>Timelines</w:t>
-                  </w:r>
-                </w:p>
-                <w:p>
-                  <w:pPr>
-                    <w:numPr>
-                      <w:ilvl w:val="0"/>
-                      <w:numId w:val="32"/>
-                    </w:numPr>
-                    <w:tabs>
-                      <w:tab w:pos="258" w:val="left" w:leader="none"/>
-                    </w:tabs>
-                    <w:spacing w:before="20"/>
-                    <w:ind w:left="257" w:right="0" w:hanging="131"/>
-                    <w:jc w:val="left"/>
-                    <w:rPr>
-                      <w:rFonts w:ascii="Calibri"/>
-                      <w:color w:val="000000"/>
-                      <w:sz w:val="18"/>
-                    </w:rPr>
-                  </w:pPr>
-                  <w:r>
-                    <w:rPr>
-                      <w:rFonts w:ascii="Calibri"/>
-                      <w:color w:val="000000"/>
-                      <w:sz w:val="18"/>
-                    </w:rPr>
-                    <w:t>Delivery </w:t>
-                  </w:r>
-                  <w:r>
-                    <w:rPr>
-                      <w:rFonts w:ascii="Calibri"/>
-                      <w:color w:val="000000"/>
-                      <w:spacing w:val="-2"/>
-                      <w:sz w:val="18"/>
-                    </w:rPr>
-                    <w:t>method</w:t>
-                  </w:r>
-                </w:p>
-                <w:p>
-                  <w:pPr>
-                    <w:numPr>
-                      <w:ilvl w:val="0"/>
-                      <w:numId w:val="32"/>
-                    </w:numPr>
-                    <w:tabs>
-                      <w:tab w:pos="258" w:val="left" w:leader="none"/>
-                    </w:tabs>
-                    <w:spacing w:before="20"/>
-                    <w:ind w:left="257" w:right="0" w:hanging="131"/>
-                    <w:jc w:val="left"/>
-                    <w:rPr>
-                      <w:rFonts w:ascii="Calibri"/>
-                      <w:color w:val="000000"/>
-                      <w:sz w:val="18"/>
-                    </w:rPr>
-                  </w:pPr>
-                  <w:r>
-                    <w:rPr>
-                      <w:rFonts w:ascii="Calibri"/>
-                      <w:color w:val="000000"/>
-                      <w:sz w:val="18"/>
-                    </w:rPr>
-                    <w:t>Review</w:t>
-                  </w:r>
-                  <w:r>
-                    <w:rPr>
-                      <w:rFonts w:ascii="Calibri"/>
-                      <w:color w:val="000000"/>
-                      <w:spacing w:val="1"/>
-                      <w:sz w:val="18"/>
-                    </w:rPr>
-                    <w:t> </w:t>
-                  </w:r>
-                  <w:r>
-                    <w:rPr>
-                      <w:rFonts w:ascii="Calibri"/>
-                      <w:color w:val="000000"/>
-                      <w:spacing w:val="-2"/>
-                      <w:sz w:val="18"/>
-                    </w:rPr>
-                    <w:t>process</w:t>
-                  </w:r>
-                </w:p>
-                <w:p>
-                  <w:pPr>
-                    <w:numPr>
-                      <w:ilvl w:val="0"/>
-                      <w:numId w:val="32"/>
-                    </w:numPr>
-                    <w:tabs>
-                      <w:tab w:pos="258" w:val="left" w:leader="none"/>
-                    </w:tabs>
-                    <w:spacing w:before="21"/>
-                    <w:ind w:left="257" w:right="0" w:hanging="131"/>
-                    <w:jc w:val="left"/>
-                    <w:rPr>
-                      <w:rFonts w:ascii="Calibri"/>
-                      <w:color w:val="000000"/>
-                      <w:sz w:val="18"/>
-                    </w:rPr>
-                  </w:pPr>
-                  <w:r>
-                    <w:rPr>
-                      <w:rFonts w:ascii="Calibri"/>
-                      <w:color w:val="000000"/>
-                      <w:sz w:val="18"/>
-                    </w:rPr>
-                    <w:t>Customer</w:t>
-                  </w:r>
-                  <w:r>
-                    <w:rPr>
-                      <w:rFonts w:ascii="Calibri"/>
-                      <w:color w:val="000000"/>
-                      <w:spacing w:val="1"/>
-                      <w:sz w:val="18"/>
-                    </w:rPr>
-                    <w:t> </w:t>
-                  </w:r>
-                  <w:r>
-                    <w:rPr>
-                      <w:rFonts w:ascii="Calibri"/>
-                      <w:color w:val="000000"/>
-                      <w:spacing w:val="-2"/>
-                      <w:sz w:val="18"/>
-                    </w:rPr>
-                    <w:t>reviewers</w:t>
-                  </w:r>
-                </w:p>
-              </w:txbxContent>
-            </v:textbox>
-            <v:fill type="solid"/>
-            <v:stroke dashstyle="solid"/>
-            <w10:wrap type="topAndBottom"/>
-          </v:shape>
-        </w:pict>
       </w:r>
     </w:p>
     <w:p>
@@ -37809,99 +36573,6 @@
         <w:rPr>
           <w:sz w:val="20"/>
         </w:rPr>
-        <w:pict>
-          <v:shape style="width:167.05pt;height:29.55pt;mso-position-horizontal-relative:char;mso-position-vertical-relative:line" type="#_x0000_t202" id="docshape41" filled="true" fillcolor="#e1efd9" stroked="true" strokeweight=".876478pt" strokecolor="#41709c">
-            <w10:anchorlock/>
-            <v:textbox inset="0,0,0,0">
-              <w:txbxContent>
-                <w:p>
-                  <w:pPr>
-                    <w:spacing w:before="180"/>
-                    <w:ind w:left="332" w:right="0" w:firstLine="0"/>
-                    <w:jc w:val="left"/>
-                    <w:rPr>
-                      <w:rFonts w:ascii="Calibri"/>
-                      <w:color w:val="000000"/>
-                      <w:sz w:val="18"/>
-                    </w:rPr>
-                  </w:pPr>
-                  <w:r>
-                    <w:rPr>
-                      <w:rFonts w:ascii="Calibri"/>
-                      <w:color w:val="000000"/>
-                      <w:sz w:val="18"/>
-                    </w:rPr>
-                    <w:t>Customer</w:t>
-                  </w:r>
-                  <w:r>
-                    <w:rPr>
-                      <w:rFonts w:ascii="Calibri"/>
-                      <w:color w:val="000000"/>
-                      <w:spacing w:val="1"/>
-                      <w:sz w:val="18"/>
-                    </w:rPr>
-                    <w:t> </w:t>
-                  </w:r>
-                  <w:r>
-                    <w:rPr>
-                      <w:rFonts w:ascii="Calibri"/>
-                      <w:color w:val="000000"/>
-                      <w:sz w:val="18"/>
-                    </w:rPr>
-                    <w:t>approves</w:t>
-                  </w:r>
-                  <w:r>
-                    <w:rPr>
-                      <w:rFonts w:ascii="Calibri"/>
-                      <w:color w:val="000000"/>
-                      <w:spacing w:val="1"/>
-                      <w:sz w:val="18"/>
-                    </w:rPr>
-                    <w:t> </w:t>
-                  </w:r>
-                  <w:r>
-                    <w:rPr>
-                      <w:rFonts w:ascii="Calibri"/>
-                      <w:color w:val="000000"/>
-                      <w:sz w:val="18"/>
-                    </w:rPr>
-                    <w:t>final</w:t>
-                  </w:r>
-                  <w:r>
-                    <w:rPr>
-                      <w:rFonts w:ascii="Calibri"/>
-                      <w:color w:val="000000"/>
-                      <w:spacing w:val="1"/>
-                      <w:sz w:val="18"/>
-                    </w:rPr>
-                    <w:t> </w:t>
-                  </w:r>
-                  <w:r>
-                    <w:rPr>
-                      <w:rFonts w:ascii="Calibri"/>
-                      <w:color w:val="000000"/>
-                      <w:spacing w:val="-2"/>
-                      <w:sz w:val="18"/>
-                    </w:rPr>
-                    <w:t>narratives</w:t>
-                  </w:r>
-                  <w:r>
-                    <w:rPr>
-                      <w:rFonts w:ascii="Calibri"/>
-                      <w:color w:val="000000"/>
-                      <w:spacing w:val="-2"/>
-                      <w:sz w:val="18"/>
-                      <w:vertAlign w:val="superscript"/>
-                    </w:rPr>
-                    <w:t>a</w:t>
-                  </w:r>
-                </w:p>
-              </w:txbxContent>
-            </v:textbox>
-            <v:fill type="solid"/>
-            <v:stroke dashstyle="solid"/>
-          </v:shape>
-        </w:pict>
       </w:r>
       <w:r>
         <w:rPr>
@@ -38832,49 +37503,6 @@
       </w:pPr>
       <w:r>
         <w:rPr/>
-        <w:drawing>
-          <wp:anchor distT="0" distB="0" distL="0" distR="0" allowOverlap="1" layoutInCell="1" locked="0" behindDoc="0" simplePos="0" relativeHeight="15731712">
-            <wp:simplePos x="0" y="0"/>
-            <wp:positionH relativeFrom="page">
-              <wp:posOffset>1834895</wp:posOffset>
-            </wp:positionH>
-            <wp:positionV relativeFrom="paragraph">
-              <wp:posOffset>111606</wp:posOffset>
-            </wp:positionV>
-            <wp:extent cx="51816" cy="54863"/>
-            <wp:effectExtent l="0" t="0" r="0" b="0"/>
-            <wp:wrapNone/>
-            <wp:docPr id="5" name="image2.png"/>
-            <wp:cNvGraphicFramePr>
-              <a:graphicFrameLocks noChangeAspect="1"/>
-            </wp:cNvGraphicFramePr>
-            <a:graphic>
-              <a:graphicData uri="http://schemas.openxmlformats.org/drawingml/2006/picture">
-                <pic:pic>
-                  <pic:nvPicPr>
-                    <pic:cNvPr id="6" name="image2.png"/>
-                    <pic:cNvPicPr/>
-                  </pic:nvPicPr>
-                  <pic:blipFill>
-                    <a:blip r:embed="rId20" cstate="print"/>
-                    <a:stretch>
-                      <a:fillRect/>
-                    </a:stretch>
-                  </pic:blipFill>
-                  <pic:spPr>
-                    <a:xfrm>
-                      <a:off x="0" y="0"/>
-                      <a:ext cx="51816" cy="54863"/>
-                    </a:xfrm>
-                    <a:prstGeom prst="rect">
-                      <a:avLst/>
-                    </a:prstGeom>
-                  </pic:spPr>
-                </pic:pic>
-              </a:graphicData>
-            </a:graphic>
-          </wp:anchor>
-        </w:drawing>
       </w:r>
       <w:r>
         <w:rPr/>
@@ -38895,95 +37523,9 @@
       </w:pPr>
       <w:r>
         <w:rPr/>
-        <w:drawing>
-          <wp:anchor distT="0" distB="0" distL="0" distR="0" allowOverlap="1" layoutInCell="1" locked="0" behindDoc="0" simplePos="0" relativeHeight="15732224">
-            <wp:simplePos x="0" y="0"/>
-            <wp:positionH relativeFrom="page">
-              <wp:posOffset>1834895</wp:posOffset>
-            </wp:positionH>
-            <wp:positionV relativeFrom="paragraph">
-              <wp:posOffset>110336</wp:posOffset>
-            </wp:positionV>
-            <wp:extent cx="51816" cy="54863"/>
-            <wp:effectExtent l="0" t="0" r="0" b="0"/>
-            <wp:wrapNone/>
-            <wp:docPr id="7" name="image2.png"/>
-            <wp:cNvGraphicFramePr>
-              <a:graphicFrameLocks noChangeAspect="1"/>
-            </wp:cNvGraphicFramePr>
-            <a:graphic>
-              <a:graphicData uri="http://schemas.openxmlformats.org/drawingml/2006/picture">
-                <pic:pic>
-                  <pic:nvPicPr>
-                    <pic:cNvPr id="8" name="image2.png"/>
-                    <pic:cNvPicPr/>
-                  </pic:nvPicPr>
-                  <pic:blipFill>
-                    <a:blip r:embed="rId20" cstate="print"/>
-                    <a:stretch>
-                      <a:fillRect/>
-                    </a:stretch>
-                  </pic:blipFill>
-                  <pic:spPr>
-                    <a:xfrm>
-                      <a:off x="0" y="0"/>
-                      <a:ext cx="51816" cy="54863"/>
-                    </a:xfrm>
-                    <a:prstGeom prst="rect">
-                      <a:avLst/>
-                    </a:prstGeom>
-                  </pic:spPr>
-                </pic:pic>
-              </a:graphicData>
-            </a:graphic>
-          </wp:anchor>
-        </w:drawing>
       </w:r>
       <w:r>
         <w:rPr/>
-        <w:drawing>
-          <wp:anchor distT="0" distB="0" distL="0" distR="0" allowOverlap="1" layoutInCell="1" locked="0" behindDoc="0" simplePos="0" relativeHeight="15732736">
-            <wp:simplePos x="0" y="0"/>
-            <wp:positionH relativeFrom="page">
-              <wp:posOffset>1834895</wp:posOffset>
-            </wp:positionH>
-            <wp:positionV relativeFrom="paragraph">
-              <wp:posOffset>317600</wp:posOffset>
-            </wp:positionV>
-            <wp:extent cx="51816" cy="54863"/>
-            <wp:effectExtent l="0" t="0" r="0" b="0"/>
-            <wp:wrapNone/>
-            <wp:docPr id="9" name="image2.png"/>
-            <wp:cNvGraphicFramePr>
-              <a:graphicFrameLocks noChangeAspect="1"/>
-            </wp:cNvGraphicFramePr>
-            <a:graphic>
-              <a:graphicData uri="http://schemas.openxmlformats.org/drawingml/2006/picture">
-                <pic:pic>
-                  <pic:nvPicPr>
-                    <pic:cNvPr id="10" name="image2.png"/>
-                    <pic:cNvPicPr/>
-                  </pic:nvPicPr>
-                  <pic:blipFill>
-                    <a:blip r:embed="rId20" cstate="print"/>
-                    <a:stretch>
-                      <a:fillRect/>
-                    </a:stretch>
-                  </pic:blipFill>
-                  <pic:spPr>
-                    <a:xfrm>
-                      <a:off x="0" y="0"/>
-                      <a:ext cx="51816" cy="54863"/>
-                    </a:xfrm>
-                    <a:prstGeom prst="rect">
-                      <a:avLst/>
-                    </a:prstGeom>
-                  </pic:spPr>
-                </pic:pic>
-              </a:graphicData>
-            </a:graphic>
-          </wp:anchor>
-        </w:drawing>
       </w:r>
       <w:r>
         <w:rPr/>
@@ -39028,95 +37570,9 @@
       </w:pPr>
       <w:r>
         <w:rPr/>
-        <w:drawing>
-          <wp:anchor distT="0" distB="0" distL="0" distR="0" allowOverlap="1" layoutInCell="1" locked="0" behindDoc="0" simplePos="0" relativeHeight="15733248">
-            <wp:simplePos x="0" y="0"/>
-            <wp:positionH relativeFrom="page">
-              <wp:posOffset>1834895</wp:posOffset>
-            </wp:positionH>
-            <wp:positionV relativeFrom="paragraph">
-              <wp:posOffset>63980</wp:posOffset>
-            </wp:positionV>
-            <wp:extent cx="51816" cy="54863"/>
-            <wp:effectExtent l="0" t="0" r="0" b="0"/>
-            <wp:wrapNone/>
-            <wp:docPr id="11" name="image3.png"/>
-            <wp:cNvGraphicFramePr>
-              <a:graphicFrameLocks noChangeAspect="1"/>
-            </wp:cNvGraphicFramePr>
-            <a:graphic>
-              <a:graphicData uri="http://schemas.openxmlformats.org/drawingml/2006/picture">
-                <pic:pic>
-                  <pic:nvPicPr>
-                    <pic:cNvPr id="12" name="image3.png"/>
-                    <pic:cNvPicPr/>
-                  </pic:nvPicPr>
-                  <pic:blipFill>
-                    <a:blip r:embed="rId21" cstate="print"/>
-                    <a:stretch>
-                      <a:fillRect/>
-                    </a:stretch>
-                  </pic:blipFill>
-                  <pic:spPr>
-                    <a:xfrm>
-                      <a:off x="0" y="0"/>
-                      <a:ext cx="51816" cy="54863"/>
-                    </a:xfrm>
-                    <a:prstGeom prst="rect">
-                      <a:avLst/>
-                    </a:prstGeom>
-                  </pic:spPr>
-                </pic:pic>
-              </a:graphicData>
-            </a:graphic>
-          </wp:anchor>
-        </w:drawing>
       </w:r>
       <w:r>
         <w:rPr/>
-        <w:drawing>
-          <wp:anchor distT="0" distB="0" distL="0" distR="0" allowOverlap="1" layoutInCell="1" locked="0" behindDoc="0" simplePos="0" relativeHeight="15733760">
-            <wp:simplePos x="0" y="0"/>
-            <wp:positionH relativeFrom="page">
-              <wp:posOffset>1834895</wp:posOffset>
-            </wp:positionH>
-            <wp:positionV relativeFrom="paragraph">
-              <wp:posOffset>274292</wp:posOffset>
-            </wp:positionV>
-            <wp:extent cx="51816" cy="54863"/>
-            <wp:effectExtent l="0" t="0" r="0" b="0"/>
-            <wp:wrapNone/>
-            <wp:docPr id="13" name="image3.png"/>
-            <wp:cNvGraphicFramePr>
-              <a:graphicFrameLocks noChangeAspect="1"/>
-            </wp:cNvGraphicFramePr>
-            <a:graphic>
-              <a:graphicData uri="http://schemas.openxmlformats.org/drawingml/2006/picture">
-                <pic:pic>
-                  <pic:nvPicPr>
-                    <pic:cNvPr id="14" name="image3.png"/>
-                    <pic:cNvPicPr/>
-                  </pic:nvPicPr>
-                  <pic:blipFill>
-                    <a:blip r:embed="rId21" cstate="print"/>
-                    <a:stretch>
-                      <a:fillRect/>
-                    </a:stretch>
-                  </pic:blipFill>
-                  <pic:spPr>
-                    <a:xfrm>
-                      <a:off x="0" y="0"/>
-                      <a:ext cx="51816" cy="54863"/>
-                    </a:xfrm>
-                    <a:prstGeom prst="rect">
-                      <a:avLst/>
-                    </a:prstGeom>
-                  </pic:spPr>
-                </pic:pic>
-              </a:graphicData>
-            </a:graphic>
-          </wp:anchor>
-        </w:drawing>
       </w:r>
       <w:r>
         <w:rPr/>
@@ -39161,95 +37617,9 @@
       </w:pPr>
       <w:r>
         <w:rPr/>
-        <w:drawing>
-          <wp:anchor distT="0" distB="0" distL="0" distR="0" allowOverlap="1" layoutInCell="1" locked="0" behindDoc="0" simplePos="0" relativeHeight="15734272">
-            <wp:simplePos x="0" y="0"/>
-            <wp:positionH relativeFrom="page">
-              <wp:posOffset>1834895</wp:posOffset>
-            </wp:positionH>
-            <wp:positionV relativeFrom="paragraph">
-              <wp:posOffset>63980</wp:posOffset>
-            </wp:positionV>
-            <wp:extent cx="51816" cy="54863"/>
-            <wp:effectExtent l="0" t="0" r="0" b="0"/>
-            <wp:wrapNone/>
-            <wp:docPr id="15" name="image3.png"/>
-            <wp:cNvGraphicFramePr>
-              <a:graphicFrameLocks noChangeAspect="1"/>
-            </wp:cNvGraphicFramePr>
-            <a:graphic>
-              <a:graphicData uri="http://schemas.openxmlformats.org/drawingml/2006/picture">
-                <pic:pic>
-                  <pic:nvPicPr>
-                    <pic:cNvPr id="16" name="image3.png"/>
-                    <pic:cNvPicPr/>
-                  </pic:nvPicPr>
-                  <pic:blipFill>
-                    <a:blip r:embed="rId21" cstate="print"/>
-                    <a:stretch>
-                      <a:fillRect/>
-                    </a:stretch>
-                  </pic:blipFill>
-                  <pic:spPr>
-                    <a:xfrm>
-                      <a:off x="0" y="0"/>
-                      <a:ext cx="51816" cy="54863"/>
-                    </a:xfrm>
-                    <a:prstGeom prst="rect">
-                      <a:avLst/>
-                    </a:prstGeom>
-                  </pic:spPr>
-                </pic:pic>
-              </a:graphicData>
-            </a:graphic>
-          </wp:anchor>
-        </w:drawing>
       </w:r>
       <w:r>
         <w:rPr/>
-        <w:drawing>
-          <wp:anchor distT="0" distB="0" distL="0" distR="0" allowOverlap="1" layoutInCell="1" locked="0" behindDoc="0" simplePos="0" relativeHeight="15734784">
-            <wp:simplePos x="0" y="0"/>
-            <wp:positionH relativeFrom="page">
-              <wp:posOffset>1834895</wp:posOffset>
-            </wp:positionH>
-            <wp:positionV relativeFrom="paragraph">
-              <wp:posOffset>271244</wp:posOffset>
-            </wp:positionV>
-            <wp:extent cx="51816" cy="54864"/>
-            <wp:effectExtent l="0" t="0" r="0" b="0"/>
-            <wp:wrapNone/>
-            <wp:docPr id="17" name="image2.png"/>
-            <wp:cNvGraphicFramePr>
-              <a:graphicFrameLocks noChangeAspect="1"/>
-            </wp:cNvGraphicFramePr>
-            <a:graphic>
-              <a:graphicData uri="http://schemas.openxmlformats.org/drawingml/2006/picture">
-                <pic:pic>
-                  <pic:nvPicPr>
-                    <pic:cNvPr id="18" name="image2.png"/>
-                    <pic:cNvPicPr/>
-                  </pic:nvPicPr>
-                  <pic:blipFill>
-                    <a:blip r:embed="rId20" cstate="print"/>
-                    <a:stretch>
-                      <a:fillRect/>
-                    </a:stretch>
-                  </pic:blipFill>
-                  <pic:spPr>
-                    <a:xfrm>
-                      <a:off x="0" y="0"/>
-                      <a:ext cx="51816" cy="54864"/>
-                    </a:xfrm>
-                    <a:prstGeom prst="rect">
-                      <a:avLst/>
-                    </a:prstGeom>
-                  </pic:spPr>
-                </pic:pic>
-              </a:graphicData>
-            </a:graphic>
-          </wp:anchor>
-        </w:drawing>
       </w:r>
       <w:r>
         <w:rPr/>
@@ -39323,49 +37693,6 @@
       </w:pPr>
       <w:r>
         <w:rPr/>
-        <w:drawing>
-          <wp:anchor distT="0" distB="0" distL="0" distR="0" allowOverlap="1" layoutInCell="1" locked="0" behindDoc="0" simplePos="0" relativeHeight="15735296">
-            <wp:simplePos x="0" y="0"/>
-            <wp:positionH relativeFrom="page">
-              <wp:posOffset>1834895</wp:posOffset>
-            </wp:positionH>
-            <wp:positionV relativeFrom="paragraph">
-              <wp:posOffset>63981</wp:posOffset>
-            </wp:positionV>
-            <wp:extent cx="51816" cy="54863"/>
-            <wp:effectExtent l="0" t="0" r="0" b="0"/>
-            <wp:wrapNone/>
-            <wp:docPr id="19" name="image2.png"/>
-            <wp:cNvGraphicFramePr>
-              <a:graphicFrameLocks noChangeAspect="1"/>
-            </wp:cNvGraphicFramePr>
-            <a:graphic>
-              <a:graphicData uri="http://schemas.openxmlformats.org/drawingml/2006/picture">
-                <pic:pic>
-                  <pic:nvPicPr>
-                    <pic:cNvPr id="20" name="image2.png"/>
-                    <pic:cNvPicPr/>
-                  </pic:nvPicPr>
-                  <pic:blipFill>
-                    <a:blip r:embed="rId20" cstate="print"/>
-                    <a:stretch>
-                      <a:fillRect/>
-                    </a:stretch>
-                  </pic:blipFill>
-                  <pic:spPr>
-                    <a:xfrm>
-                      <a:off x="0" y="0"/>
-                      <a:ext cx="51816" cy="54863"/>
-                    </a:xfrm>
-                    <a:prstGeom prst="rect">
-                      <a:avLst/>
-                    </a:prstGeom>
-                  </pic:spPr>
-                </pic:pic>
-              </a:graphicData>
-            </a:graphic>
-          </wp:anchor>
-        </w:drawing>
       </w:r>
       <w:r>
         <w:rPr/>
@@ -39798,49 +38125,6 @@
       </w:pPr>
       <w:r>
         <w:rPr/>
-        <w:drawing>
-          <wp:anchor distT="0" distB="0" distL="0" distR="0" allowOverlap="1" layoutInCell="1" locked="0" behindDoc="0" simplePos="0" relativeHeight="15735808">
-            <wp:simplePos x="0" y="0"/>
-            <wp:positionH relativeFrom="page">
-              <wp:posOffset>1834895</wp:posOffset>
-            </wp:positionH>
-            <wp:positionV relativeFrom="paragraph">
-              <wp:posOffset>101445</wp:posOffset>
-            </wp:positionV>
-            <wp:extent cx="51816" cy="54863"/>
-            <wp:effectExtent l="0" t="0" r="0" b="0"/>
-            <wp:wrapNone/>
-            <wp:docPr id="21" name="image2.png"/>
-            <wp:cNvGraphicFramePr>
-              <a:graphicFrameLocks noChangeAspect="1"/>
-            </wp:cNvGraphicFramePr>
-            <a:graphic>
-              <a:graphicData uri="http://schemas.openxmlformats.org/drawingml/2006/picture">
-                <pic:pic>
-                  <pic:nvPicPr>
-                    <pic:cNvPr id="22" name="image2.png"/>
-                    <pic:cNvPicPr/>
-                  </pic:nvPicPr>
-                  <pic:blipFill>
-                    <a:blip r:embed="rId20" cstate="print"/>
-                    <a:stretch>
-                      <a:fillRect/>
-                    </a:stretch>
-                  </pic:blipFill>
-                  <pic:spPr>
-                    <a:xfrm>
-                      <a:off x="0" y="0"/>
-                      <a:ext cx="51816" cy="54863"/>
-                    </a:xfrm>
-                    <a:prstGeom prst="rect">
-                      <a:avLst/>
-                    </a:prstGeom>
-                  </pic:spPr>
-                </pic:pic>
-              </a:graphicData>
-            </a:graphic>
-          </wp:anchor>
-        </w:drawing>
       </w:r>
       <w:r>
         <w:rPr/>
@@ -40299,49 +38583,6 @@
       </w:pPr>
       <w:r>
         <w:rPr/>
-        <w:drawing>
-          <wp:anchor distT="0" distB="0" distL="0" distR="0" allowOverlap="1" layoutInCell="1" locked="0" behindDoc="0" simplePos="0" relativeHeight="15736320">
-            <wp:simplePos x="0" y="0"/>
-            <wp:positionH relativeFrom="page">
-              <wp:posOffset>1834895</wp:posOffset>
-            </wp:positionH>
-            <wp:positionV relativeFrom="paragraph">
-              <wp:posOffset>309980</wp:posOffset>
-            </wp:positionV>
-            <wp:extent cx="51816" cy="54864"/>
-            <wp:effectExtent l="0" t="0" r="0" b="0"/>
-            <wp:wrapNone/>
-            <wp:docPr id="23" name="image2.png"/>
-            <wp:cNvGraphicFramePr>
-              <a:graphicFrameLocks noChangeAspect="1"/>
-            </wp:cNvGraphicFramePr>
-            <a:graphic>
-              <a:graphicData uri="http://schemas.openxmlformats.org/drawingml/2006/picture">
-                <pic:pic>
-                  <pic:nvPicPr>
-                    <pic:cNvPr id="24" name="image2.png"/>
-                    <pic:cNvPicPr/>
-                  </pic:nvPicPr>
-                  <pic:blipFill>
-                    <a:blip r:embed="rId20" cstate="print"/>
-                    <a:stretch>
-                      <a:fillRect/>
-                    </a:stretch>
-                  </pic:blipFill>
-                  <pic:spPr>
-                    <a:xfrm>
-                      <a:off x="0" y="0"/>
-                      <a:ext cx="51816" cy="54864"/>
-                    </a:xfrm>
-                    <a:prstGeom prst="rect">
-                      <a:avLst/>
-                    </a:prstGeom>
-                  </pic:spPr>
-                </pic:pic>
-              </a:graphicData>
-            </a:graphic>
-          </wp:anchor>
-        </w:drawing>
       </w:r>
       <w:r>
         <w:rPr>
@@ -40449,49 +38690,6 @@
       </w:pPr>
       <w:r>
         <w:rPr/>
-        <w:drawing>
-          <wp:anchor distT="0" distB="0" distL="0" distR="0" allowOverlap="1" layoutInCell="1" locked="0" behindDoc="0" simplePos="0" relativeHeight="15736832">
-            <wp:simplePos x="0" y="0"/>
-            <wp:positionH relativeFrom="page">
-              <wp:posOffset>1834895</wp:posOffset>
-            </wp:positionH>
-            <wp:positionV relativeFrom="paragraph">
-              <wp:posOffset>83665</wp:posOffset>
-            </wp:positionV>
-            <wp:extent cx="51816" cy="54863"/>
-            <wp:effectExtent l="0" t="0" r="0" b="0"/>
-            <wp:wrapNone/>
-            <wp:docPr id="25" name="image2.png"/>
-            <wp:cNvGraphicFramePr>
-              <a:graphicFrameLocks noChangeAspect="1"/>
-            </wp:cNvGraphicFramePr>
-            <a:graphic>
-              <a:graphicData uri="http://schemas.openxmlformats.org/drawingml/2006/picture">
-                <pic:pic>
-                  <pic:nvPicPr>
-                    <pic:cNvPr id="26" name="image2.png"/>
-                    <pic:cNvPicPr/>
-                  </pic:nvPicPr>
-                  <pic:blipFill>
-                    <a:blip r:embed="rId20" cstate="print"/>
-                    <a:stretch>
-                      <a:fillRect/>
-                    </a:stretch>
-                  </pic:blipFill>
-                  <pic:spPr>
-                    <a:xfrm>
-                      <a:off x="0" y="0"/>
-                      <a:ext cx="51816" cy="54863"/>
-                    </a:xfrm>
-                    <a:prstGeom prst="rect">
-                      <a:avLst/>
-                    </a:prstGeom>
-                  </pic:spPr>
-                </pic:pic>
-              </a:graphicData>
-            </a:graphic>
-          </wp:anchor>
-        </w:drawing>
       </w:r>
       <w:r>
         <w:rPr/>
@@ -40542,95 +38740,9 @@
       </w:pPr>
       <w:r>
         <w:rPr/>
-        <w:drawing>
-          <wp:anchor distT="0" distB="0" distL="0" distR="0" allowOverlap="1" layoutInCell="1" locked="0" behindDoc="0" simplePos="0" relativeHeight="15737344">
-            <wp:simplePos x="0" y="0"/>
-            <wp:positionH relativeFrom="page">
-              <wp:posOffset>1834895</wp:posOffset>
-            </wp:positionH>
-            <wp:positionV relativeFrom="paragraph">
-              <wp:posOffset>110970</wp:posOffset>
-            </wp:positionV>
-            <wp:extent cx="51816" cy="54864"/>
-            <wp:effectExtent l="0" t="0" r="0" b="0"/>
-            <wp:wrapNone/>
-            <wp:docPr id="27" name="image2.png"/>
-            <wp:cNvGraphicFramePr>
-              <a:graphicFrameLocks noChangeAspect="1"/>
-            </wp:cNvGraphicFramePr>
-            <a:graphic>
-              <a:graphicData uri="http://schemas.openxmlformats.org/drawingml/2006/picture">
-                <pic:pic>
-                  <pic:nvPicPr>
-                    <pic:cNvPr id="28" name="image2.png"/>
-                    <pic:cNvPicPr/>
-                  </pic:nvPicPr>
-                  <pic:blipFill>
-                    <a:blip r:embed="rId20" cstate="print"/>
-                    <a:stretch>
-                      <a:fillRect/>
-                    </a:stretch>
-                  </pic:blipFill>
-                  <pic:spPr>
-                    <a:xfrm>
-                      <a:off x="0" y="0"/>
-                      <a:ext cx="51816" cy="54864"/>
-                    </a:xfrm>
-                    <a:prstGeom prst="rect">
-                      <a:avLst/>
-                    </a:prstGeom>
-                  </pic:spPr>
-                </pic:pic>
-              </a:graphicData>
-            </a:graphic>
-          </wp:anchor>
-        </w:drawing>
       </w:r>
       <w:r>
         <w:rPr/>
-        <w:drawing>
-          <wp:anchor distT="0" distB="0" distL="0" distR="0" allowOverlap="1" layoutInCell="1" locked="0" behindDoc="0" simplePos="0" relativeHeight="15737856">
-            <wp:simplePos x="0" y="0"/>
-            <wp:positionH relativeFrom="page">
-              <wp:posOffset>1834895</wp:posOffset>
-            </wp:positionH>
-            <wp:positionV relativeFrom="paragraph">
-              <wp:posOffset>318234</wp:posOffset>
-            </wp:positionV>
-            <wp:extent cx="51816" cy="54863"/>
-            <wp:effectExtent l="0" t="0" r="0" b="0"/>
-            <wp:wrapNone/>
-            <wp:docPr id="29" name="image2.png"/>
-            <wp:cNvGraphicFramePr>
-              <a:graphicFrameLocks noChangeAspect="1"/>
-            </wp:cNvGraphicFramePr>
-            <a:graphic>
-              <a:graphicData uri="http://schemas.openxmlformats.org/drawingml/2006/picture">
-                <pic:pic>
-                  <pic:nvPicPr>
-                    <pic:cNvPr id="30" name="image2.png"/>
-                    <pic:cNvPicPr/>
-                  </pic:nvPicPr>
-                  <pic:blipFill>
-                    <a:blip r:embed="rId20" cstate="print"/>
-                    <a:stretch>
-                      <a:fillRect/>
-                    </a:stretch>
-                  </pic:blipFill>
-                  <pic:spPr>
-                    <a:xfrm>
-                      <a:off x="0" y="0"/>
-                      <a:ext cx="51816" cy="54863"/>
-                    </a:xfrm>
-                    <a:prstGeom prst="rect">
-                      <a:avLst/>
-                    </a:prstGeom>
-                  </pic:spPr>
-                </pic:pic>
-              </a:graphicData>
-            </a:graphic>
-          </wp:anchor>
-        </w:drawing>
       </w:r>
       <w:r>
         <w:rPr/>
@@ -40705,95 +38817,9 @@
       </w:pPr>
       <w:r>
         <w:rPr/>
-        <w:drawing>
-          <wp:anchor distT="0" distB="0" distL="0" distR="0" allowOverlap="1" layoutInCell="1" locked="0" behindDoc="0" simplePos="0" relativeHeight="15738368">
-            <wp:simplePos x="0" y="0"/>
-            <wp:positionH relativeFrom="page">
-              <wp:posOffset>1834895</wp:posOffset>
-            </wp:positionH>
-            <wp:positionV relativeFrom="paragraph">
-              <wp:posOffset>67155</wp:posOffset>
-            </wp:positionV>
-            <wp:extent cx="51816" cy="54863"/>
-            <wp:effectExtent l="0" t="0" r="0" b="0"/>
-            <wp:wrapNone/>
-            <wp:docPr id="31" name="image2.png"/>
-            <wp:cNvGraphicFramePr>
-              <a:graphicFrameLocks noChangeAspect="1"/>
-            </wp:cNvGraphicFramePr>
-            <a:graphic>
-              <a:graphicData uri="http://schemas.openxmlformats.org/drawingml/2006/picture">
-                <pic:pic>
-                  <pic:nvPicPr>
-                    <pic:cNvPr id="32" name="image2.png"/>
-                    <pic:cNvPicPr/>
-                  </pic:nvPicPr>
-                  <pic:blipFill>
-                    <a:blip r:embed="rId20" cstate="print"/>
-                    <a:stretch>
-                      <a:fillRect/>
-                    </a:stretch>
-                  </pic:blipFill>
-                  <pic:spPr>
-                    <a:xfrm>
-                      <a:off x="0" y="0"/>
-                      <a:ext cx="51816" cy="54863"/>
-                    </a:xfrm>
-                    <a:prstGeom prst="rect">
-                      <a:avLst/>
-                    </a:prstGeom>
-                  </pic:spPr>
-                </pic:pic>
-              </a:graphicData>
-            </a:graphic>
-          </wp:anchor>
-        </w:drawing>
       </w:r>
       <w:r>
         <w:rPr/>
-        <w:drawing>
-          <wp:anchor distT="0" distB="0" distL="0" distR="0" allowOverlap="1" layoutInCell="1" locked="0" behindDoc="0" simplePos="0" relativeHeight="15738880">
-            <wp:simplePos x="0" y="0"/>
-            <wp:positionH relativeFrom="page">
-              <wp:posOffset>1834895</wp:posOffset>
-            </wp:positionH>
-            <wp:positionV relativeFrom="paragraph">
-              <wp:posOffset>274419</wp:posOffset>
-            </wp:positionV>
-            <wp:extent cx="51816" cy="54863"/>
-            <wp:effectExtent l="0" t="0" r="0" b="0"/>
-            <wp:wrapNone/>
-            <wp:docPr id="33" name="image4.png"/>
-            <wp:cNvGraphicFramePr>
-              <a:graphicFrameLocks noChangeAspect="1"/>
-            </wp:cNvGraphicFramePr>
-            <a:graphic>
-              <a:graphicData uri="http://schemas.openxmlformats.org/drawingml/2006/picture">
-                <pic:pic>
-                  <pic:nvPicPr>
-                    <pic:cNvPr id="34" name="image4.png"/>
-                    <pic:cNvPicPr/>
-                  </pic:nvPicPr>
-                  <pic:blipFill>
-                    <a:blip r:embed="rId22" cstate="print"/>
-                    <a:stretch>
-                      <a:fillRect/>
-                    </a:stretch>
-                  </pic:blipFill>
-                  <pic:spPr>
-                    <a:xfrm>
-                      <a:off x="0" y="0"/>
-                      <a:ext cx="51816" cy="54863"/>
-                    </a:xfrm>
-                    <a:prstGeom prst="rect">
-                      <a:avLst/>
-                    </a:prstGeom>
-                  </pic:spPr>
-                </pic:pic>
-              </a:graphicData>
-            </a:graphic>
-          </wp:anchor>
-        </w:drawing>
       </w:r>
       <w:r>
         <w:rPr/>
@@ -40878,95 +38904,9 @@
       </w:pPr>
       <w:r>
         <w:rPr/>
-        <w:drawing>
-          <wp:anchor distT="0" distB="0" distL="0" distR="0" allowOverlap="1" layoutInCell="1" locked="0" behindDoc="0" simplePos="0" relativeHeight="15739392">
-            <wp:simplePos x="0" y="0"/>
-            <wp:positionH relativeFrom="page">
-              <wp:posOffset>1834895</wp:posOffset>
-            </wp:positionH>
-            <wp:positionV relativeFrom="paragraph">
-              <wp:posOffset>63980</wp:posOffset>
-            </wp:positionV>
-            <wp:extent cx="51816" cy="54863"/>
-            <wp:effectExtent l="0" t="0" r="0" b="0"/>
-            <wp:wrapNone/>
-            <wp:docPr id="35" name="image4.png"/>
-            <wp:cNvGraphicFramePr>
-              <a:graphicFrameLocks noChangeAspect="1"/>
-            </wp:cNvGraphicFramePr>
-            <a:graphic>
-              <a:graphicData uri="http://schemas.openxmlformats.org/drawingml/2006/picture">
-                <pic:pic>
-                  <pic:nvPicPr>
-                    <pic:cNvPr id="36" name="image4.png"/>
-                    <pic:cNvPicPr/>
-                  </pic:nvPicPr>
-                  <pic:blipFill>
-                    <a:blip r:embed="rId22" cstate="print"/>
-                    <a:stretch>
-                      <a:fillRect/>
-                    </a:stretch>
-                  </pic:blipFill>
-                  <pic:spPr>
-                    <a:xfrm>
-                      <a:off x="0" y="0"/>
-                      <a:ext cx="51816" cy="54863"/>
-                    </a:xfrm>
-                    <a:prstGeom prst="rect">
-                      <a:avLst/>
-                    </a:prstGeom>
-                  </pic:spPr>
-                </pic:pic>
-              </a:graphicData>
-            </a:graphic>
-          </wp:anchor>
-        </w:drawing>
       </w:r>
       <w:r>
         <w:rPr/>
-        <w:drawing>
-          <wp:anchor distT="0" distB="0" distL="0" distR="0" allowOverlap="1" layoutInCell="1" locked="0" behindDoc="0" simplePos="0" relativeHeight="15739904">
-            <wp:simplePos x="0" y="0"/>
-            <wp:positionH relativeFrom="page">
-              <wp:posOffset>1834895</wp:posOffset>
-            </wp:positionH>
-            <wp:positionV relativeFrom="paragraph">
-              <wp:posOffset>271244</wp:posOffset>
-            </wp:positionV>
-            <wp:extent cx="51816" cy="54863"/>
-            <wp:effectExtent l="0" t="0" r="0" b="0"/>
-            <wp:wrapNone/>
-            <wp:docPr id="37" name="image4.png"/>
-            <wp:cNvGraphicFramePr>
-              <a:graphicFrameLocks noChangeAspect="1"/>
-            </wp:cNvGraphicFramePr>
-            <a:graphic>
-              <a:graphicData uri="http://schemas.openxmlformats.org/drawingml/2006/picture">
-                <pic:pic>
-                  <pic:nvPicPr>
-                    <pic:cNvPr id="38" name="image4.png"/>
-                    <pic:cNvPicPr/>
-                  </pic:nvPicPr>
-                  <pic:blipFill>
-                    <a:blip r:embed="rId22" cstate="print"/>
-                    <a:stretch>
-                      <a:fillRect/>
-                    </a:stretch>
-                  </pic:blipFill>
-                  <pic:spPr>
-                    <a:xfrm>
-                      <a:off x="0" y="0"/>
-                      <a:ext cx="51816" cy="54863"/>
-                    </a:xfrm>
-                    <a:prstGeom prst="rect">
-                      <a:avLst/>
-                    </a:prstGeom>
-                  </pic:spPr>
-                </pic:pic>
-              </a:graphicData>
-            </a:graphic>
-          </wp:anchor>
-        </w:drawing>
       </w:r>
       <w:r>
         <w:rPr/>
@@ -42626,12 +40566,6 @@
       </w:pPr>
       <w:r>
         <w:rPr/>
-        <w:pict>
-          <v:rect style="position:absolute;margin-left:66pt;margin-top:12.740995pt;width:475.44pt;height:.24pt;mso-position-horizontal-relative:page;mso-position-vertical-relative:paragraph;z-index:-15716352;mso-wrap-distance-left:0;mso-wrap-distance-right:0" id="docshape44" filled="true" fillcolor="#000000" stroked="false">
-            <v:fill type="solid"/>
-            <w10:wrap type="topAndBottom"/>
-          </v:rect>
-        </w:pict>
       </w:r>
     </w:p>
     <w:p>
@@ -44478,548 +42412,9 @@
     </w:pPr>
     <w:r>
       <w:rPr/>
-      <w:pict>
-        <v:rect style="position:absolute;margin-left:70.559998pt;margin-top:734.159973pt;width:470.88pt;height:.48pt;mso-position-horizontal-relative:page;mso-position-vertical-relative:page;z-index:-16711680" id="docshape1" filled="true" fillcolor="#000000" stroked="false">
-          <v:fill type="solid"/>
-          <w10:wrap type="none"/>
-        </v:rect>
-      </w:pict>
     </w:r>
     <w:r>
       <w:rPr/>
-      <w:pict>
-        <v:shapetype id="_x0000_t202" o:spt="202" coordsize="21600,21600" path="m,l,21600r21600,l21600,xe">
-          <v:stroke joinstyle="miter"/>
-          <v:path gradientshapeok="t" o:connecttype="rect"/>
-        </v:shapetype>
-        <v:shape style="position:absolute;margin-left:71pt;margin-top:734.870239pt;width:469.25pt;height:49.15pt;mso-position-horizontal-relative:page;mso-position-vertical-relative:page;z-index:-16711168" type="#_x0000_t202" id="docshape2" filled="false" stroked="false">
-          <v:textbox inset="0,0,0,0">
-            <w:txbxContent>
-              <w:p>
-                <w:pPr>
-                  <w:spacing w:line="183" w:lineRule="exact" w:before="13"/>
-                  <w:ind w:left="4244" w:right="0" w:firstLine="0"/>
-                  <w:jc w:val="left"/>
-                  <w:rPr>
-                    <w:sz w:val="16"/>
-                  </w:rPr>
-                </w:pPr>
-                <w:r>
-                  <w:rPr>
-                    <w:sz w:val="16"/>
-                  </w:rPr>
-                  <w:t>Page</w:t>
-                </w:r>
-                <w:r>
-                  <w:rPr>
-                    <w:spacing w:val="-2"/>
-                    <w:sz w:val="16"/>
-                  </w:rPr>
-                  <w:t> </w:t>
-                </w:r>
-                <w:r>
-                  <w:rPr>
-                    <w:sz w:val="16"/>
-                  </w:rPr>
-                  <w:fldChar w:fldCharType="begin"/>
-                </w:r>
-                <w:r>
-                  <w:rPr>
-                    <w:sz w:val="16"/>
-                  </w:rPr>
-                  <w:instrText> PAGE </w:instrText>
-                </w:r>
-                <w:r>
-                  <w:rPr>
-                    <w:sz w:val="16"/>
-                  </w:rPr>
-                  <w:fldChar w:fldCharType="separate"/>
-                </w:r>
-                <w:r>
-                  <w:rPr>
-                    <w:sz w:val="16"/>
-                  </w:rPr>
-                  <w:t>1</w:t>
-                </w:r>
-                <w:r>
-                  <w:rPr>
-                    <w:sz w:val="16"/>
-                  </w:rPr>
-                  <w:fldChar w:fldCharType="end"/>
-                </w:r>
-                <w:r>
-                  <w:rPr>
-                    <w:spacing w:val="-4"/>
-                    <w:sz w:val="16"/>
-                  </w:rPr>
-                  <w:t> </w:t>
-                </w:r>
-                <w:r>
-                  <w:rPr>
-                    <w:sz w:val="16"/>
-                  </w:rPr>
-                  <w:t>of</w:t>
-                </w:r>
-                <w:r>
-                  <w:rPr>
-                    <w:spacing w:val="-3"/>
-                    <w:sz w:val="16"/>
-                  </w:rPr>
-                  <w:t> </w:t>
-                </w:r>
-                <w:r>
-                  <w:rPr>
-                    <w:spacing w:val="-5"/>
-                    <w:sz w:val="16"/>
-                  </w:rPr>
-                  <w:t>18</w:t>
-                </w:r>
-              </w:p>
-              <w:p>
-                <w:pPr>
-                  <w:spacing w:line="244" w:lineRule="auto" w:before="0"/>
-                  <w:ind w:left="20" w:right="0" w:firstLine="0"/>
-                  <w:jc w:val="left"/>
-                  <w:rPr>
-                    <w:sz w:val="16"/>
-                  </w:rPr>
-                </w:pPr>
-                <w:r>
-                  <w:rPr>
-                    <w:sz w:val="16"/>
-                  </w:rPr>
-                  <w:t>Copyright</w:t>
-                </w:r>
-                <w:r>
-                  <w:rPr>
-                    <w:spacing w:val="-2"/>
-                    <w:sz w:val="16"/>
-                  </w:rPr>
-                  <w:t> </w:t>
-                </w:r>
-                <w:r>
-                  <w:rPr>
-                    <w:sz w:val="16"/>
-                  </w:rPr>
-                  <w:t>©</w:t>
-                </w:r>
-                <w:r>
-                  <w:rPr>
-                    <w:spacing w:val="-2"/>
-                    <w:sz w:val="16"/>
-                  </w:rPr>
-                  <w:t> </w:t>
-                </w:r>
-                <w:r>
-                  <w:rPr>
-                    <w:sz w:val="16"/>
-                  </w:rPr>
-                  <w:t>2015,</w:t>
-                </w:r>
-                <w:r>
-                  <w:rPr>
-                    <w:spacing w:val="-2"/>
-                    <w:sz w:val="16"/>
-                  </w:rPr>
-                  <w:t> </w:t>
-                </w:r>
-                <w:r>
-                  <w:rPr>
-                    <w:sz w:val="16"/>
-                  </w:rPr>
-                  <w:t>2017,</w:t>
-                </w:r>
-                <w:r>
-                  <w:rPr>
-                    <w:spacing w:val="-2"/>
-                    <w:sz w:val="16"/>
-                  </w:rPr>
-                  <w:t> </w:t>
-                </w:r>
-                <w:r>
-                  <w:rPr>
-                    <w:sz w:val="16"/>
-                  </w:rPr>
-                  <w:t>2018,</w:t>
-                </w:r>
-                <w:r>
-                  <w:rPr>
-                    <w:spacing w:val="-2"/>
-                    <w:sz w:val="16"/>
-                  </w:rPr>
-                  <w:t> </w:t>
-                </w:r>
-                <w:r>
-                  <w:rPr>
-                    <w:sz w:val="16"/>
-                  </w:rPr>
-                  <w:t>2020,</w:t>
-                </w:r>
-                <w:r>
-                  <w:rPr>
-                    <w:spacing w:val="-1"/>
-                    <w:sz w:val="16"/>
-                  </w:rPr>
-                  <w:t> </w:t>
-                </w:r>
-                <w:r>
-                  <w:rPr>
-                    <w:sz w:val="16"/>
-                  </w:rPr>
-                  <w:t>2022</w:t>
-                </w:r>
-                <w:r>
-                  <w:rPr>
-                    <w:spacing w:val="-6"/>
-                    <w:sz w:val="16"/>
-                  </w:rPr>
-                  <w:t> </w:t>
-                </w:r>
-                <w:r>
-                  <w:rPr>
-                    <w:sz w:val="16"/>
-                  </w:rPr>
-                  <w:t>IQVIA.</w:t>
-                </w:r>
-                <w:r>
-                  <w:rPr>
-                    <w:spacing w:val="-2"/>
-                    <w:sz w:val="16"/>
-                  </w:rPr>
-                  <w:t> </w:t>
-                </w:r>
-                <w:r>
-                  <w:rPr>
-                    <w:sz w:val="16"/>
-                  </w:rPr>
-                  <w:t>All</w:t>
-                </w:r>
-                <w:r>
-                  <w:rPr>
-                    <w:spacing w:val="-3"/>
-                    <w:sz w:val="16"/>
-                  </w:rPr>
-                  <w:t> </w:t>
-                </w:r>
-                <w:r>
-                  <w:rPr>
-                    <w:sz w:val="16"/>
-                  </w:rPr>
-                  <w:t>rights</w:t>
-                </w:r>
-                <w:r>
-                  <w:rPr>
-                    <w:spacing w:val="-3"/>
-                    <w:sz w:val="16"/>
-                  </w:rPr>
-                  <w:t> </w:t>
-                </w:r>
-                <w:r>
-                  <w:rPr>
-                    <w:sz w:val="16"/>
-                  </w:rPr>
-                  <w:t>reserved.</w:t>
-                </w:r>
-                <w:r>
-                  <w:rPr>
-                    <w:spacing w:val="-3"/>
-                    <w:sz w:val="16"/>
-                  </w:rPr>
-                  <w:t> </w:t>
-                </w:r>
-                <w:r>
-                  <w:rPr>
-                    <w:sz w:val="16"/>
-                  </w:rPr>
-                  <w:t>The</w:t>
-                </w:r>
-                <w:r>
-                  <w:rPr>
-                    <w:spacing w:val="-2"/>
-                    <w:sz w:val="16"/>
-                  </w:rPr>
-                  <w:t> </w:t>
-                </w:r>
-                <w:r>
-                  <w:rPr>
-                    <w:sz w:val="16"/>
-                  </w:rPr>
-                  <w:t>contents</w:t>
-                </w:r>
-                <w:r>
-                  <w:rPr>
-                    <w:spacing w:val="-3"/>
-                    <w:sz w:val="16"/>
-                  </w:rPr>
-                  <w:t> </w:t>
-                </w:r>
-                <w:r>
-                  <w:rPr>
-                    <w:sz w:val="16"/>
-                  </w:rPr>
-                  <w:t>of</w:t>
-                </w:r>
-                <w:r>
-                  <w:rPr>
-                    <w:spacing w:val="-3"/>
-                    <w:sz w:val="16"/>
-                  </w:rPr>
-                  <w:t> </w:t>
-                </w:r>
-                <w:r>
-                  <w:rPr>
-                    <w:sz w:val="16"/>
-                  </w:rPr>
-                  <w:t>this</w:t>
-                </w:r>
-                <w:r>
-                  <w:rPr>
-                    <w:spacing w:val="-2"/>
-                    <w:sz w:val="16"/>
-                  </w:rPr>
-                  <w:t> </w:t>
-                </w:r>
-                <w:r>
-                  <w:rPr>
-                    <w:sz w:val="16"/>
-                  </w:rPr>
-                  <w:t>document</w:t>
-                </w:r>
-                <w:r>
-                  <w:rPr>
-                    <w:spacing w:val="-3"/>
-                    <w:sz w:val="16"/>
-                  </w:rPr>
-                  <w:t> </w:t>
-                </w:r>
-                <w:r>
-                  <w:rPr>
-                    <w:sz w:val="16"/>
-                  </w:rPr>
-                  <w:t>are</w:t>
-                </w:r>
-                <w:r>
-                  <w:rPr>
-                    <w:spacing w:val="-3"/>
-                    <w:sz w:val="16"/>
-                  </w:rPr>
-                  <w:t> </w:t>
-                </w:r>
-                <w:r>
-                  <w:rPr>
-                    <w:sz w:val="16"/>
-                  </w:rPr>
-                  <w:t>confidential</w:t>
-                </w:r>
-                <w:r>
-                  <w:rPr>
-                    <w:spacing w:val="-3"/>
-                    <w:sz w:val="16"/>
-                  </w:rPr>
-                  <w:t> </w:t>
-                </w:r>
-                <w:r>
-                  <w:rPr>
-                    <w:sz w:val="16"/>
-                  </w:rPr>
-                  <w:t>and</w:t>
-                </w:r>
-                <w:r>
-                  <w:rPr>
-                    <w:spacing w:val="-3"/>
-                    <w:sz w:val="16"/>
-                  </w:rPr>
-                  <w:t> </w:t>
-                </w:r>
-                <w:r>
-                  <w:rPr>
-                    <w:sz w:val="16"/>
-                  </w:rPr>
-                  <w:t>proprietary to</w:t>
-                </w:r>
-                <w:r>
-                  <w:rPr>
-                    <w:spacing w:val="-3"/>
-                    <w:sz w:val="16"/>
-                  </w:rPr>
-                  <w:t> </w:t>
-                </w:r>
-                <w:r>
-                  <w:rPr>
-                    <w:sz w:val="16"/>
-                  </w:rPr>
-                  <w:t>IQVIA Holdings Inc. and its subsidiaries. Unauthorized use, disclosure or reproduction is strictly prohibited.</w:t>
-                </w:r>
-              </w:p>
-              <w:p>
-                <w:pPr>
-                  <w:spacing w:before="105"/>
-                  <w:ind w:left="757" w:right="0" w:firstLine="0"/>
-                  <w:jc w:val="left"/>
-                  <w:rPr>
-                    <w:rFonts w:ascii="Trebuchet MS"/>
-                    <w:sz w:val="24"/>
-                  </w:rPr>
-                </w:pPr>
-                <w:r>
-                  <w:rPr>
-                    <w:rFonts w:ascii="Trebuchet MS"/>
-                    <w:color w:val="191919"/>
-                    <w:spacing w:val="-6"/>
-                    <w:sz w:val="24"/>
-                  </w:rPr>
-                  <w:t>UNCONTROLLED</w:t>
-                </w:r>
-                <w:r>
-                  <w:rPr>
-                    <w:rFonts w:ascii="Trebuchet MS"/>
-                    <w:color w:val="191919"/>
-                    <w:spacing w:val="-16"/>
-                    <w:sz w:val="24"/>
-                  </w:rPr>
-                  <w:t> </w:t>
-                </w:r>
-                <w:r>
-                  <w:rPr>
-                    <w:rFonts w:ascii="Trebuchet MS"/>
-                    <w:color w:val="191919"/>
-                    <w:spacing w:val="-6"/>
-                    <w:sz w:val="24"/>
-                  </w:rPr>
-                  <w:t>COPY</w:t>
-                </w:r>
-                <w:r>
-                  <w:rPr>
-                    <w:rFonts w:ascii="Trebuchet MS"/>
-                    <w:color w:val="191919"/>
-                    <w:spacing w:val="-16"/>
-                    <w:sz w:val="24"/>
-                  </w:rPr>
-                  <w:t> </w:t>
-                </w:r>
-                <w:r>
-                  <w:rPr>
-                    <w:rFonts w:ascii="Trebuchet MS"/>
-                    <w:color w:val="191919"/>
-                    <w:spacing w:val="-6"/>
-                    <w:sz w:val="24"/>
-                  </w:rPr>
-                  <w:t>CS_WI_MW0220</w:t>
-                </w:r>
-                <w:r>
-                  <w:rPr>
-                    <w:rFonts w:ascii="Trebuchet MS"/>
-                    <w:color w:val="191919"/>
-                    <w:spacing w:val="-16"/>
-                    <w:sz w:val="24"/>
-                  </w:rPr>
-                  <w:t> </w:t>
-                </w:r>
-                <w:r>
-                  <w:rPr>
-                    <w:rFonts w:ascii="Trebuchet MS"/>
-                    <w:color w:val="191919"/>
-                    <w:spacing w:val="-6"/>
-                    <w:sz w:val="24"/>
-                  </w:rPr>
-                  <w:t>Revision</w:t>
-                </w:r>
-                <w:r>
-                  <w:rPr>
-                    <w:rFonts w:ascii="Trebuchet MS"/>
-                    <w:color w:val="191919"/>
-                    <w:spacing w:val="-16"/>
-                    <w:sz w:val="24"/>
-                  </w:rPr>
-                  <w:t> </w:t>
-                </w:r>
-                <w:r>
-                  <w:rPr>
-                    <w:rFonts w:ascii="Trebuchet MS"/>
-                    <w:color w:val="191919"/>
-                    <w:spacing w:val="-6"/>
-                    <w:sz w:val="24"/>
-                  </w:rPr>
-                  <w:t>5</w:t>
-                </w:r>
-                <w:r>
-                  <w:rPr>
-                    <w:rFonts w:ascii="Trebuchet MS"/>
-                    <w:color w:val="191919"/>
-                    <w:spacing w:val="-16"/>
-                    <w:sz w:val="24"/>
-                  </w:rPr>
-                  <w:t> </w:t>
-                </w:r>
-                <w:r>
-                  <w:rPr>
-                    <w:rFonts w:ascii="Trebuchet MS"/>
-                    <w:color w:val="191919"/>
-                    <w:spacing w:val="-6"/>
-                    <w:sz w:val="24"/>
-                  </w:rPr>
-                  <w:t>-</w:t>
-                </w:r>
-                <w:r>
-                  <w:rPr>
-                    <w:rFonts w:ascii="Trebuchet MS"/>
-                    <w:color w:val="191919"/>
-                    <w:spacing w:val="-16"/>
-                    <w:sz w:val="24"/>
-                  </w:rPr>
-                  <w:t> </w:t>
-                </w:r>
-                <w:r>
-                  <w:rPr>
-                    <w:rFonts w:ascii="Trebuchet MS"/>
-                    <w:color w:val="191919"/>
-                    <w:spacing w:val="-6"/>
-                    <w:sz w:val="24"/>
-                  </w:rPr>
-                  <w:t>EFFECTIVE</w:t>
-                </w:r>
-                <w:r>
-                  <w:rPr>
-                    <w:rFonts w:ascii="Trebuchet MS"/>
-                    <w:color w:val="191919"/>
-                    <w:spacing w:val="-16"/>
-                    <w:sz w:val="24"/>
-                  </w:rPr>
-                  <w:t> </w:t>
-                </w:r>
-                <w:r>
-                  <w:rPr>
-                    <w:rFonts w:ascii="Trebuchet MS"/>
-                    <w:color w:val="191919"/>
-                    <w:spacing w:val="-6"/>
-                    <w:sz w:val="24"/>
-                  </w:rPr>
-                  <w:t>on</w:t>
-                </w:r>
-                <w:r>
-                  <w:rPr>
-                    <w:rFonts w:ascii="Trebuchet MS"/>
-                    <w:color w:val="191919"/>
-                    <w:spacing w:val="-16"/>
-                    <w:sz w:val="24"/>
-                  </w:rPr>
-                  <w:t> </w:t>
-                </w:r>
-                <w:r>
-                  <w:rPr>
-                    <w:rFonts w:ascii="Trebuchet MS"/>
-                    <w:color w:val="191919"/>
-                    <w:spacing w:val="-6"/>
-                    <w:sz w:val="24"/>
-                  </w:rPr>
-                  <w:t>15-Oct-2022</w:t>
-                </w:r>
-              </w:p>
-            </w:txbxContent>
-          </v:textbox>
-          <w10:wrap type="none"/>
-        </v:shape>
-      </w:pict>
     </w:r>
   </w:p>
 </w:ftr>
@@ -45037,544 +42432,9 @@
     </w:pPr>
     <w:r>
       <w:rPr/>
-      <w:pict>
-        <v:rect style="position:absolute;margin-left:66pt;margin-top:734.400024pt;width:475.44pt;height:.24pt;mso-position-horizontal-relative:page;mso-position-vertical-relative:page;z-index:-16710144" id="docshape4" filled="true" fillcolor="#000000" stroked="false">
-          <v:fill type="solid"/>
-          <w10:wrap type="none"/>
-        </v:rect>
-      </w:pict>
     </w:r>
     <w:r>
       <w:rPr/>
-      <w:pict>
-        <v:shape style="position:absolute;margin-left:66.440002pt;margin-top:734.870239pt;width:469.25pt;height:49.15pt;mso-position-horizontal-relative:page;mso-position-vertical-relative:page;z-index:-16709632" type="#_x0000_t202" id="docshape5" filled="false" stroked="false">
-          <v:textbox inset="0,0,0,0">
-            <w:txbxContent>
-              <w:p>
-                <w:pPr>
-                  <w:spacing w:line="183" w:lineRule="exact" w:before="13"/>
-                  <w:ind w:left="4244" w:right="0" w:firstLine="0"/>
-                  <w:jc w:val="left"/>
-                  <w:rPr>
-                    <w:sz w:val="16"/>
-                  </w:rPr>
-                </w:pPr>
-                <w:r>
-                  <w:rPr>
-                    <w:sz w:val="16"/>
-                  </w:rPr>
-                  <w:t>Page</w:t>
-                </w:r>
-                <w:r>
-                  <w:rPr>
-                    <w:spacing w:val="-2"/>
-                    <w:sz w:val="16"/>
-                  </w:rPr>
-                  <w:t> </w:t>
-                </w:r>
-                <w:r>
-                  <w:rPr>
-                    <w:sz w:val="16"/>
-                  </w:rPr>
-                  <w:fldChar w:fldCharType="begin"/>
-                </w:r>
-                <w:r>
-                  <w:rPr>
-                    <w:sz w:val="16"/>
-                  </w:rPr>
-                  <w:instrText> PAGE </w:instrText>
-                </w:r>
-                <w:r>
-                  <w:rPr>
-                    <w:sz w:val="16"/>
-                  </w:rPr>
-                  <w:fldChar w:fldCharType="separate"/>
-                </w:r>
-                <w:r>
-                  <w:rPr>
-                    <w:sz w:val="16"/>
-                  </w:rPr>
-                  <w:t>10</w:t>
-                </w:r>
-                <w:r>
-                  <w:rPr>
-                    <w:sz w:val="16"/>
-                  </w:rPr>
-                  <w:fldChar w:fldCharType="end"/>
-                </w:r>
-                <w:r>
-                  <w:rPr>
-                    <w:spacing w:val="-4"/>
-                    <w:sz w:val="16"/>
-                  </w:rPr>
-                  <w:t> </w:t>
-                </w:r>
-                <w:r>
-                  <w:rPr>
-                    <w:sz w:val="16"/>
-                  </w:rPr>
-                  <w:t>of</w:t>
-                </w:r>
-                <w:r>
-                  <w:rPr>
-                    <w:spacing w:val="1"/>
-                    <w:sz w:val="16"/>
-                  </w:rPr>
-                  <w:t> </w:t>
-                </w:r>
-                <w:r>
-                  <w:rPr>
-                    <w:spacing w:val="-5"/>
-                    <w:sz w:val="16"/>
-                  </w:rPr>
-                  <w:t>18</w:t>
-                </w:r>
-              </w:p>
-              <w:p>
-                <w:pPr>
-                  <w:spacing w:line="244" w:lineRule="auto" w:before="0"/>
-                  <w:ind w:left="20" w:right="0" w:firstLine="0"/>
-                  <w:jc w:val="left"/>
-                  <w:rPr>
-                    <w:sz w:val="16"/>
-                  </w:rPr>
-                </w:pPr>
-                <w:r>
-                  <w:rPr>
-                    <w:sz w:val="16"/>
-                  </w:rPr>
-                  <w:t>Copyright</w:t>
-                </w:r>
-                <w:r>
-                  <w:rPr>
-                    <w:spacing w:val="-2"/>
-                    <w:sz w:val="16"/>
-                  </w:rPr>
-                  <w:t> </w:t>
-                </w:r>
-                <w:r>
-                  <w:rPr>
-                    <w:sz w:val="16"/>
-                  </w:rPr>
-                  <w:t>©</w:t>
-                </w:r>
-                <w:r>
-                  <w:rPr>
-                    <w:spacing w:val="-2"/>
-                    <w:sz w:val="16"/>
-                  </w:rPr>
-                  <w:t> </w:t>
-                </w:r>
-                <w:r>
-                  <w:rPr>
-                    <w:sz w:val="16"/>
-                  </w:rPr>
-                  <w:t>2015,</w:t>
-                </w:r>
-                <w:r>
-                  <w:rPr>
-                    <w:spacing w:val="-2"/>
-                    <w:sz w:val="16"/>
-                  </w:rPr>
-                  <w:t> </w:t>
-                </w:r>
-                <w:r>
-                  <w:rPr>
-                    <w:sz w:val="16"/>
-                  </w:rPr>
-                  <w:t>2017,</w:t>
-                </w:r>
-                <w:r>
-                  <w:rPr>
-                    <w:spacing w:val="-2"/>
-                    <w:sz w:val="16"/>
-                  </w:rPr>
-                  <w:t> </w:t>
-                </w:r>
-                <w:r>
-                  <w:rPr>
-                    <w:sz w:val="16"/>
-                  </w:rPr>
-                  <w:t>2018,</w:t>
-                </w:r>
-                <w:r>
-                  <w:rPr>
-                    <w:spacing w:val="-2"/>
-                    <w:sz w:val="16"/>
-                  </w:rPr>
-                  <w:t> </w:t>
-                </w:r>
-                <w:r>
-                  <w:rPr>
-                    <w:sz w:val="16"/>
-                  </w:rPr>
-                  <w:t>2020,</w:t>
-                </w:r>
-                <w:r>
-                  <w:rPr>
-                    <w:spacing w:val="-1"/>
-                    <w:sz w:val="16"/>
-                  </w:rPr>
-                  <w:t> </w:t>
-                </w:r>
-                <w:r>
-                  <w:rPr>
-                    <w:sz w:val="16"/>
-                  </w:rPr>
-                  <w:t>2022</w:t>
-                </w:r>
-                <w:r>
-                  <w:rPr>
-                    <w:spacing w:val="-6"/>
-                    <w:sz w:val="16"/>
-                  </w:rPr>
-                  <w:t> </w:t>
-                </w:r>
-                <w:r>
-                  <w:rPr>
-                    <w:sz w:val="16"/>
-                  </w:rPr>
-                  <w:t>IQVIA.</w:t>
-                </w:r>
-                <w:r>
-                  <w:rPr>
-                    <w:spacing w:val="-2"/>
-                    <w:sz w:val="16"/>
-                  </w:rPr>
-                  <w:t> </w:t>
-                </w:r>
-                <w:r>
-                  <w:rPr>
-                    <w:sz w:val="16"/>
-                  </w:rPr>
-                  <w:t>All</w:t>
-                </w:r>
-                <w:r>
-                  <w:rPr>
-                    <w:spacing w:val="-3"/>
-                    <w:sz w:val="16"/>
-                  </w:rPr>
-                  <w:t> </w:t>
-                </w:r>
-                <w:r>
-                  <w:rPr>
-                    <w:sz w:val="16"/>
-                  </w:rPr>
-                  <w:t>rights</w:t>
-                </w:r>
-                <w:r>
-                  <w:rPr>
-                    <w:spacing w:val="-3"/>
-                    <w:sz w:val="16"/>
-                  </w:rPr>
-                  <w:t> </w:t>
-                </w:r>
-                <w:r>
-                  <w:rPr>
-                    <w:sz w:val="16"/>
-                  </w:rPr>
-                  <w:t>reserved.</w:t>
-                </w:r>
-                <w:r>
-                  <w:rPr>
-                    <w:spacing w:val="-3"/>
-                    <w:sz w:val="16"/>
-                  </w:rPr>
-                  <w:t> </w:t>
-                </w:r>
-                <w:r>
-                  <w:rPr>
-                    <w:sz w:val="16"/>
-                  </w:rPr>
-                  <w:t>The</w:t>
-                </w:r>
-                <w:r>
-                  <w:rPr>
-                    <w:spacing w:val="-2"/>
-                    <w:sz w:val="16"/>
-                  </w:rPr>
-                  <w:t> </w:t>
-                </w:r>
-                <w:r>
-                  <w:rPr>
-                    <w:sz w:val="16"/>
-                  </w:rPr>
-                  <w:t>contents</w:t>
-                </w:r>
-                <w:r>
-                  <w:rPr>
-                    <w:spacing w:val="-3"/>
-                    <w:sz w:val="16"/>
-                  </w:rPr>
-                  <w:t> </w:t>
-                </w:r>
-                <w:r>
-                  <w:rPr>
-                    <w:sz w:val="16"/>
-                  </w:rPr>
-                  <w:t>of</w:t>
-                </w:r>
-                <w:r>
-                  <w:rPr>
-                    <w:spacing w:val="-3"/>
-                    <w:sz w:val="16"/>
-                  </w:rPr>
-                  <w:t> </w:t>
-                </w:r>
-                <w:r>
-                  <w:rPr>
-                    <w:sz w:val="16"/>
-                  </w:rPr>
-                  <w:t>this</w:t>
-                </w:r>
-                <w:r>
-                  <w:rPr>
-                    <w:spacing w:val="-2"/>
-                    <w:sz w:val="16"/>
-                  </w:rPr>
-                  <w:t> </w:t>
-                </w:r>
-                <w:r>
-                  <w:rPr>
-                    <w:sz w:val="16"/>
-                  </w:rPr>
-                  <w:t>document</w:t>
-                </w:r>
-                <w:r>
-                  <w:rPr>
-                    <w:spacing w:val="-3"/>
-                    <w:sz w:val="16"/>
-                  </w:rPr>
-                  <w:t> </w:t>
-                </w:r>
-                <w:r>
-                  <w:rPr>
-                    <w:sz w:val="16"/>
-                  </w:rPr>
-                  <w:t>are</w:t>
-                </w:r>
-                <w:r>
-                  <w:rPr>
-                    <w:spacing w:val="-3"/>
-                    <w:sz w:val="16"/>
-                  </w:rPr>
-                  <w:t> </w:t>
-                </w:r>
-                <w:r>
-                  <w:rPr>
-                    <w:sz w:val="16"/>
-                  </w:rPr>
-                  <w:t>confidential</w:t>
-                </w:r>
-                <w:r>
-                  <w:rPr>
-                    <w:spacing w:val="-3"/>
-                    <w:sz w:val="16"/>
-                  </w:rPr>
-                  <w:t> </w:t>
-                </w:r>
-                <w:r>
-                  <w:rPr>
-                    <w:sz w:val="16"/>
-                  </w:rPr>
-                  <w:t>and</w:t>
-                </w:r>
-                <w:r>
-                  <w:rPr>
-                    <w:spacing w:val="-3"/>
-                    <w:sz w:val="16"/>
-                  </w:rPr>
-                  <w:t> </w:t>
-                </w:r>
-                <w:r>
-                  <w:rPr>
-                    <w:sz w:val="16"/>
-                  </w:rPr>
-                  <w:t>proprietary to</w:t>
-                </w:r>
-                <w:r>
-                  <w:rPr>
-                    <w:spacing w:val="-4"/>
-                    <w:sz w:val="16"/>
-                  </w:rPr>
-                  <w:t> </w:t>
-                </w:r>
-                <w:r>
-                  <w:rPr>
-                    <w:sz w:val="16"/>
-                  </w:rPr>
-                  <w:t>IQVIA Holdings Inc. and its subsidiaries. Unauthorized use, disclosure or reproduction is strictly prohibited.</w:t>
-                </w:r>
-              </w:p>
-              <w:p>
-                <w:pPr>
-                  <w:spacing w:before="105"/>
-                  <w:ind w:left="848" w:right="0" w:firstLine="0"/>
-                  <w:jc w:val="left"/>
-                  <w:rPr>
-                    <w:rFonts w:ascii="Trebuchet MS"/>
-                    <w:sz w:val="24"/>
-                  </w:rPr>
-                </w:pPr>
-                <w:r>
-                  <w:rPr>
-                    <w:rFonts w:ascii="Trebuchet MS"/>
-                    <w:color w:val="191919"/>
-                    <w:spacing w:val="-6"/>
-                    <w:sz w:val="24"/>
-                  </w:rPr>
-                  <w:t>UNCONTROLLED</w:t>
-                </w:r>
-                <w:r>
-                  <w:rPr>
-                    <w:rFonts w:ascii="Trebuchet MS"/>
-                    <w:color w:val="191919"/>
-                    <w:spacing w:val="-16"/>
-                    <w:sz w:val="24"/>
-                  </w:rPr>
-                  <w:t> </w:t>
-                </w:r>
-                <w:r>
-                  <w:rPr>
-                    <w:rFonts w:ascii="Trebuchet MS"/>
-                    <w:color w:val="191919"/>
-                    <w:spacing w:val="-6"/>
-                    <w:sz w:val="24"/>
-                  </w:rPr>
-                  <w:t>COPY</w:t>
-                </w:r>
-                <w:r>
-                  <w:rPr>
-                    <w:rFonts w:ascii="Trebuchet MS"/>
-                    <w:color w:val="191919"/>
-                    <w:spacing w:val="-16"/>
-                    <w:sz w:val="24"/>
-                  </w:rPr>
-                  <w:t> </w:t>
-                </w:r>
-                <w:r>
-                  <w:rPr>
-                    <w:rFonts w:ascii="Trebuchet MS"/>
-                    <w:color w:val="191919"/>
-                    <w:spacing w:val="-6"/>
-                    <w:sz w:val="24"/>
-                  </w:rPr>
-                  <w:t>CS_WI_MW0220</w:t>
-                </w:r>
-                <w:r>
-                  <w:rPr>
-                    <w:rFonts w:ascii="Trebuchet MS"/>
-                    <w:color w:val="191919"/>
-                    <w:spacing w:val="-16"/>
-                    <w:sz w:val="24"/>
-                  </w:rPr>
-                  <w:t> </w:t>
-                </w:r>
-                <w:r>
-                  <w:rPr>
-                    <w:rFonts w:ascii="Trebuchet MS"/>
-                    <w:color w:val="191919"/>
-                    <w:spacing w:val="-6"/>
-                    <w:sz w:val="24"/>
-                  </w:rPr>
-                  <w:t>Revision</w:t>
-                </w:r>
-                <w:r>
-                  <w:rPr>
-                    <w:rFonts w:ascii="Trebuchet MS"/>
-                    <w:color w:val="191919"/>
-                    <w:spacing w:val="-16"/>
-                    <w:sz w:val="24"/>
-                  </w:rPr>
-                  <w:t> </w:t>
-                </w:r>
-                <w:r>
-                  <w:rPr>
-                    <w:rFonts w:ascii="Trebuchet MS"/>
-                    <w:color w:val="191919"/>
-                    <w:spacing w:val="-6"/>
-                    <w:sz w:val="24"/>
-                  </w:rPr>
-                  <w:t>5</w:t>
-                </w:r>
-                <w:r>
-                  <w:rPr>
-                    <w:rFonts w:ascii="Trebuchet MS"/>
-                    <w:color w:val="191919"/>
-                    <w:spacing w:val="-16"/>
-                    <w:sz w:val="24"/>
-                  </w:rPr>
-                  <w:t> </w:t>
-                </w:r>
-                <w:r>
-                  <w:rPr>
-                    <w:rFonts w:ascii="Trebuchet MS"/>
-                    <w:color w:val="191919"/>
-                    <w:spacing w:val="-6"/>
-                    <w:sz w:val="24"/>
-                  </w:rPr>
-                  <w:t>-</w:t>
-                </w:r>
-                <w:r>
-                  <w:rPr>
-                    <w:rFonts w:ascii="Trebuchet MS"/>
-                    <w:color w:val="191919"/>
-                    <w:spacing w:val="-16"/>
-                    <w:sz w:val="24"/>
-                  </w:rPr>
-                  <w:t> </w:t>
-                </w:r>
-                <w:r>
-                  <w:rPr>
-                    <w:rFonts w:ascii="Trebuchet MS"/>
-                    <w:color w:val="191919"/>
-                    <w:spacing w:val="-6"/>
-                    <w:sz w:val="24"/>
-                  </w:rPr>
-                  <w:t>EFFECTIVE</w:t>
-                </w:r>
-                <w:r>
-                  <w:rPr>
-                    <w:rFonts w:ascii="Trebuchet MS"/>
-                    <w:color w:val="191919"/>
-                    <w:spacing w:val="-16"/>
-                    <w:sz w:val="24"/>
-                  </w:rPr>
-                  <w:t> </w:t>
-                </w:r>
-                <w:r>
-                  <w:rPr>
-                    <w:rFonts w:ascii="Trebuchet MS"/>
-                    <w:color w:val="191919"/>
-                    <w:spacing w:val="-6"/>
-                    <w:sz w:val="24"/>
-                  </w:rPr>
-                  <w:t>on</w:t>
-                </w:r>
-                <w:r>
-                  <w:rPr>
-                    <w:rFonts w:ascii="Trebuchet MS"/>
-                    <w:color w:val="191919"/>
-                    <w:spacing w:val="-16"/>
-                    <w:sz w:val="24"/>
-                  </w:rPr>
-                  <w:t> </w:t>
-                </w:r>
-                <w:r>
-                  <w:rPr>
-                    <w:rFonts w:ascii="Trebuchet MS"/>
-                    <w:color w:val="191919"/>
-                    <w:spacing w:val="-6"/>
-                    <w:sz w:val="24"/>
-                  </w:rPr>
-                  <w:t>15-Oct-2022</w:t>
-                </w:r>
-              </w:p>
-            </w:txbxContent>
-          </v:textbox>
-          <w10:wrap type="none"/>
-        </v:shape>
-      </w:pict>
     </w:r>
   </w:p>
 </w:ftr>
@@ -45592,179 +42452,6 @@
     </w:pPr>
     <w:r>
       <w:rPr/>
-      <w:pict>
-        <v:shape style="position:absolute;margin-left:107.888pt;margin-top:767.575989pt;width:396.25pt;height:16.45pt;mso-position-horizontal-relative:page;mso-position-vertical-relative:page;z-index:-16708608" type="#_x0000_t202" id="docshape43" filled="false" stroked="false">
-          <v:textbox inset="0,0,0,0">
-            <w:txbxContent>
-              <w:p>
-                <w:pPr>
-                  <w:spacing w:before="23"/>
-                  <w:ind w:left="20" w:right="0" w:firstLine="0"/>
-                  <w:jc w:val="left"/>
-                  <w:rPr>
-                    <w:rFonts w:ascii="Trebuchet MS"/>
-                    <w:sz w:val="24"/>
-                  </w:rPr>
-                </w:pPr>
-                <w:r>
-                  <w:rPr>
-                    <w:rFonts w:ascii="Trebuchet MS"/>
-                    <w:color w:val="191919"/>
-                    <w:spacing w:val="-6"/>
-                    <w:sz w:val="24"/>
-                  </w:rPr>
-                  <w:t>UNCONTROLLED</w:t>
-                </w:r>
-                <w:r>
-                  <w:rPr>
-                    <w:rFonts w:ascii="Trebuchet MS"/>
-                    <w:color w:val="191919"/>
-                    <w:spacing w:val="-16"/>
-                    <w:sz w:val="24"/>
-                  </w:rPr>
-                  <w:t> </w:t>
-                </w:r>
-                <w:r>
-                  <w:rPr>
-                    <w:rFonts w:ascii="Trebuchet MS"/>
-                    <w:color w:val="191919"/>
-                    <w:spacing w:val="-6"/>
-                    <w:sz w:val="24"/>
-                  </w:rPr>
-                  <w:t>COPY</w:t>
-                </w:r>
-                <w:r>
-                  <w:rPr>
-                    <w:rFonts w:ascii="Trebuchet MS"/>
-                    <w:color w:val="191919"/>
-                    <w:spacing w:val="-16"/>
-                    <w:sz w:val="24"/>
-                  </w:rPr>
-                  <w:t> </w:t>
-                </w:r>
-                <w:r>
-                  <w:rPr>
-                    <w:rFonts w:ascii="Trebuchet MS"/>
-                    <w:color w:val="191919"/>
-                    <w:spacing w:val="-6"/>
-                    <w:sz w:val="24"/>
-                  </w:rPr>
-                  <w:t>CS_WI_MW0220</w:t>
-                </w:r>
-                <w:r>
-                  <w:rPr>
-                    <w:rFonts w:ascii="Trebuchet MS"/>
-                    <w:color w:val="191919"/>
-                    <w:spacing w:val="-16"/>
-                    <w:sz w:val="24"/>
-                  </w:rPr>
-                  <w:t> </w:t>
-                </w:r>
-                <w:r>
-                  <w:rPr>
-                    <w:rFonts w:ascii="Trebuchet MS"/>
-                    <w:color w:val="191919"/>
-                    <w:spacing w:val="-6"/>
-                    <w:sz w:val="24"/>
-                  </w:rPr>
-                  <w:t>Revision</w:t>
-                </w:r>
-                <w:r>
-                  <w:rPr>
-                    <w:rFonts w:ascii="Trebuchet MS"/>
-                    <w:color w:val="191919"/>
-                    <w:spacing w:val="-16"/>
-                    <w:sz w:val="24"/>
-                  </w:rPr>
-                  <w:t> </w:t>
-                </w:r>
-                <w:r>
-                  <w:rPr>
-                    <w:rFonts w:ascii="Trebuchet MS"/>
-                    <w:color w:val="191919"/>
-                    <w:spacing w:val="-6"/>
-                    <w:sz w:val="24"/>
-                  </w:rPr>
-                  <w:t>5</w:t>
-                </w:r>
-                <w:r>
-                  <w:rPr>
-                    <w:rFonts w:ascii="Trebuchet MS"/>
-                    <w:color w:val="191919"/>
-                    <w:spacing w:val="-16"/>
-                    <w:sz w:val="24"/>
-                  </w:rPr>
-                  <w:t> </w:t>
-                </w:r>
-                <w:r>
-                  <w:rPr>
-                    <w:rFonts w:ascii="Trebuchet MS"/>
-                    <w:color w:val="191919"/>
-                    <w:spacing w:val="-6"/>
-                    <w:sz w:val="24"/>
-                  </w:rPr>
-                  <w:t>-</w:t>
-                </w:r>
-                <w:r>
-                  <w:rPr>
-                    <w:rFonts w:ascii="Trebuchet MS"/>
-                    <w:color w:val="191919"/>
-                    <w:spacing w:val="-16"/>
-                    <w:sz w:val="24"/>
-                  </w:rPr>
-                  <w:t> </w:t>
-                </w:r>
-                <w:r>
-                  <w:rPr>
-                    <w:rFonts w:ascii="Trebuchet MS"/>
-                    <w:color w:val="191919"/>
-                    <w:spacing w:val="-6"/>
-                    <w:sz w:val="24"/>
-                  </w:rPr>
-                  <w:t>EFFECTIVE</w:t>
-                </w:r>
-                <w:r>
-                  <w:rPr>
-                    <w:rFonts w:ascii="Trebuchet MS"/>
-                    <w:color w:val="191919"/>
-                    <w:spacing w:val="-16"/>
-                    <w:sz w:val="24"/>
-                  </w:rPr>
-                  <w:t> </w:t>
-                </w:r>
-                <w:r>
-                  <w:rPr>
-                    <w:rFonts w:ascii="Trebuchet MS"/>
-                    <w:color w:val="191919"/>
-                    <w:spacing w:val="-6"/>
-                    <w:sz w:val="24"/>
-                  </w:rPr>
-                  <w:t>on</w:t>
-                </w:r>
-                <w:r>
-                  <w:rPr>
-                    <w:rFonts w:ascii="Trebuchet MS"/>
-                    <w:color w:val="191919"/>
-                    <w:spacing w:val="-16"/>
-                    <w:sz w:val="24"/>
-                  </w:rPr>
-                  <w:t> </w:t>
-                </w:r>
-                <w:r>
-                  <w:rPr>
-                    <w:rFonts w:ascii="Trebuchet MS"/>
-                    <w:color w:val="191919"/>
-                    <w:spacing w:val="-6"/>
-                    <w:sz w:val="24"/>
-                  </w:rPr>
-                  <w:t>15-Oct-2022</w:t>
-                </w:r>
-              </w:p>
-            </w:txbxContent>
-          </v:textbox>
-          <w10:wrap type="none"/>
-        </v:shape>
-      </w:pict>
     </w:r>
   </w:p>
 </w:ftr>
@@ -45782,180 +42469,27 @@
     </w:pPr>
     <w:r>
       <w:rPr/>
-      <w:pict>
-        <v:shape style="position:absolute;margin-left:107.888pt;margin-top:767.575989pt;width:396.25pt;height:16.45pt;mso-position-horizontal-relative:page;mso-position-vertical-relative:page;z-index:-16707072" type="#_x0000_t202" id="docshape46" filled="false" stroked="false">
-          <v:textbox inset="0,0,0,0">
-            <w:txbxContent>
-              <w:p>
-                <w:pPr>
-                  <w:spacing w:before="23"/>
-                  <w:ind w:left="20" w:right="0" w:firstLine="0"/>
-                  <w:jc w:val="left"/>
-                  <w:rPr>
-                    <w:rFonts w:ascii="Trebuchet MS"/>
-                    <w:sz w:val="24"/>
-                  </w:rPr>
-                </w:pPr>
-                <w:r>
-                  <w:rPr>
-                    <w:rFonts w:ascii="Trebuchet MS"/>
-                    <w:color w:val="191919"/>
-                    <w:spacing w:val="-6"/>
-                    <w:sz w:val="24"/>
-                  </w:rPr>
-                  <w:t>UNCONTROLLED</w:t>
-                </w:r>
-                <w:r>
-                  <w:rPr>
-                    <w:rFonts w:ascii="Trebuchet MS"/>
-                    <w:color w:val="191919"/>
-                    <w:spacing w:val="-16"/>
-                    <w:sz w:val="24"/>
-                  </w:rPr>
-                  <w:t> </w:t>
-                </w:r>
-                <w:r>
-                  <w:rPr>
-                    <w:rFonts w:ascii="Trebuchet MS"/>
-                    <w:color w:val="191919"/>
-                    <w:spacing w:val="-6"/>
-                    <w:sz w:val="24"/>
-                  </w:rPr>
-                  <w:t>COPY</w:t>
-                </w:r>
-                <w:r>
-                  <w:rPr>
-                    <w:rFonts w:ascii="Trebuchet MS"/>
-                    <w:color w:val="191919"/>
-                    <w:spacing w:val="-16"/>
-                    <w:sz w:val="24"/>
-                  </w:rPr>
-                  <w:t> </w:t>
-                </w:r>
-                <w:r>
-                  <w:rPr>
-                    <w:rFonts w:ascii="Trebuchet MS"/>
-                    <w:color w:val="191919"/>
-                    <w:spacing w:val="-6"/>
-                    <w:sz w:val="24"/>
-                  </w:rPr>
-                  <w:t>CS_WI_MW0220</w:t>
-                </w:r>
-                <w:r>
-                  <w:rPr>
-                    <w:rFonts w:ascii="Trebuchet MS"/>
-                    <w:color w:val="191919"/>
-                    <w:spacing w:val="-16"/>
-                    <w:sz w:val="24"/>
-                  </w:rPr>
-                  <w:t> </w:t>
-                </w:r>
-                <w:r>
-                  <w:rPr>
-                    <w:rFonts w:ascii="Trebuchet MS"/>
-                    <w:color w:val="191919"/>
-                    <w:spacing w:val="-6"/>
-                    <w:sz w:val="24"/>
-                  </w:rPr>
-                  <w:t>Revision</w:t>
-                </w:r>
-                <w:r>
-                  <w:rPr>
-                    <w:rFonts w:ascii="Trebuchet MS"/>
-                    <w:color w:val="191919"/>
-                    <w:spacing w:val="-16"/>
-                    <w:sz w:val="24"/>
-                  </w:rPr>
-                  <w:t> </w:t>
-                </w:r>
-                <w:r>
-                  <w:rPr>
-                    <w:rFonts w:ascii="Trebuchet MS"/>
-                    <w:color w:val="191919"/>
-                    <w:spacing w:val="-6"/>
-                    <w:sz w:val="24"/>
-                  </w:rPr>
-                  <w:t>5</w:t>
-                </w:r>
-                <w:r>
-                  <w:rPr>
-                    <w:rFonts w:ascii="Trebuchet MS"/>
-                    <w:color w:val="191919"/>
-                    <w:spacing w:val="-16"/>
-                    <w:sz w:val="24"/>
-                  </w:rPr>
-                  <w:t> </w:t>
-                </w:r>
-                <w:r>
-                  <w:rPr>
-                    <w:rFonts w:ascii="Trebuchet MS"/>
-                    <w:color w:val="191919"/>
-                    <w:spacing w:val="-6"/>
-                    <w:sz w:val="24"/>
-                  </w:rPr>
-                  <w:t>-</w:t>
-                </w:r>
-                <w:r>
-                  <w:rPr>
-                    <w:rFonts w:ascii="Trebuchet MS"/>
-                    <w:color w:val="191919"/>
-                    <w:spacing w:val="-16"/>
-                    <w:sz w:val="24"/>
-                  </w:rPr>
-                  <w:t> </w:t>
-                </w:r>
-                <w:r>
-                  <w:rPr>
-                    <w:rFonts w:ascii="Trebuchet MS"/>
-                    <w:color w:val="191919"/>
-                    <w:spacing w:val="-6"/>
-                    <w:sz w:val="24"/>
-                  </w:rPr>
-                  <w:t>EFFECTIVE</w:t>
-                </w:r>
-                <w:r>
-                  <w:rPr>
-                    <w:rFonts w:ascii="Trebuchet MS"/>
-                    <w:color w:val="191919"/>
-                    <w:spacing w:val="-16"/>
-                    <w:sz w:val="24"/>
-                  </w:rPr>
-                  <w:t> </w:t>
-                </w:r>
-                <w:r>
-                  <w:rPr>
-                    <w:rFonts w:ascii="Trebuchet MS"/>
-                    <w:color w:val="191919"/>
-                    <w:spacing w:val="-6"/>
-                    <w:sz w:val="24"/>
-                  </w:rPr>
-                  <w:t>on</w:t>
-                </w:r>
-                <w:r>
-                  <w:rPr>
-                    <w:rFonts w:ascii="Trebuchet MS"/>
-                    <w:color w:val="191919"/>
-                    <w:spacing w:val="-16"/>
-                    <w:sz w:val="24"/>
-                  </w:rPr>
-                  <w:t> </w:t>
-                </w:r>
-                <w:r>
-                  <w:rPr>
-                    <w:rFonts w:ascii="Trebuchet MS"/>
-                    <w:color w:val="191919"/>
-                    <w:spacing w:val="-6"/>
-                    <w:sz w:val="24"/>
-                  </w:rPr>
-                  <w:t>15-Oct-2022</w:t>
-                </w:r>
-              </w:p>
-            </w:txbxContent>
-          </v:textbox>
-          <w10:wrap type="none"/>
-        </v:shape>
-      </w:pict>
     </w:r>
+  </w:p>
+</w:ftr>
+</file>
+
+<file path=word/footer5.xml><?xml version="1.0" encoding="utf-8"?>
+<w:ftr xmlns:m="http://schemas.openxmlformats.org/officeDocument/2006/math" xmlns:mc="http://schemas.openxmlformats.org/markup-compatibility/2006" xmlns:mo="http://schemas.microsoft.com/office/mac/office/2008/main" xmlns:mv="urn:schemas-microsoft-com:mac:vml" xmlns:o="urn:schemas-microsoft-com:office:office" xmlns:r="http://schemas.openxmlformats.org/officeDocument/2006/relationships" xmlns:v="urn:schemas-microsoft-com:vml" xmlns:w10="urn:schemas-microsoft-com:office:word" xmlns:w14="http://schemas.microsoft.com/office/word/2010/wordml" xmlns:w="http://schemas.openxmlformats.org/wordprocessingml/2006/main" xmlns:wne="http://schemas.microsoft.com/office/word/2006/wordml" xmlns:wp14="http://schemas.microsoft.com/office/word/2010/wordprocessingDrawing" xmlns:wp="http://schemas.openxmlformats.org/drawingml/2006/wordprocessingDrawing" xmlns:wpc="http://schemas.microsoft.com/office/word/2010/wordprocessingCanvas" xmlns:wpg="http://schemas.microsoft.com/office/word/2010/wordprocessingGroup" xmlns:wpi="http://schemas.microsoft.com/office/word/2010/wordprocessingInk" xmlns:wps="http://schemas.microsoft.com/office/word/2010/wordprocessingShape" mc:Ignorable="w14 wp14">
+  <w:p>
+    <w:pPr>
+      <w:pStyle w:val="Footer"/>
+    </w:pPr>
+  </w:p>
+</w:ftr>
+</file>
+
+<file path=word/footer6.xml><?xml version="1.0" encoding="utf-8"?>
+<w:ftr xmlns:m="http://schemas.openxmlformats.org/officeDocument/2006/math" xmlns:mc="http://schemas.openxmlformats.org/markup-compatibility/2006" xmlns:mo="http://schemas.microsoft.com/office/mac/office/2008/main" xmlns:mv="urn:schemas-microsoft-com:mac:vml" xmlns:o="urn:schemas-microsoft-com:office:office" xmlns:r="http://schemas.openxmlformats.org/officeDocument/2006/relationships" xmlns:v="urn:schemas-microsoft-com:vml" xmlns:w10="urn:schemas-microsoft-com:office:word" xmlns:w14="http://schemas.microsoft.com/office/word/2010/wordml" xmlns:w="http://schemas.openxmlformats.org/wordprocessingml/2006/main" xmlns:wne="http://schemas.microsoft.com/office/word/2006/wordml" xmlns:wp14="http://schemas.microsoft.com/office/word/2010/wordprocessingDrawing" xmlns:wp="http://schemas.openxmlformats.org/drawingml/2006/wordprocessingDrawing" xmlns:wpc="http://schemas.microsoft.com/office/word/2010/wordprocessingCanvas" xmlns:wpg="http://schemas.microsoft.com/office/word/2010/wordprocessingGroup" xmlns:wpi="http://schemas.microsoft.com/office/word/2010/wordprocessingInk" xmlns:wps="http://schemas.microsoft.com/office/word/2010/wordprocessingShape" mc:Ignorable="w14 wp14">
+  <w:p>
+    <w:pPr>
+      <w:pStyle w:val="Footer"/>
+    </w:pPr>
   </w:p>
 </w:ftr>
 </file>
@@ -45972,388 +42506,9 @@
     </w:pPr>
     <w:r>
       <w:rPr/>
-      <w:pict>
-        <v:shape style="position:absolute;margin-left:69pt;margin-top:36pt;width:475.2pt;height:90.45pt;mso-position-horizontal-relative:page;mso-position-vertical-relative:page;z-index:15728640" type="#_x0000_t202" id="docshape3" filled="false" stroked="false">
-          <v:textbox inset="0,0,0,0">
-            <w:txbxContent>
-              <w:tbl>
-                <w:tblPr>
-                  <w:tblW w:w="0" w:type="auto"/>
-                  <w:jc w:val="left"/>
-                  <w:tblInd w:w="65" w:type="dxa"/>
-                  <w:tblBorders>
-                    <w:top w:val="single" w:sz="4" w:space="0" w:color="000000"/>
-                    <w:left w:val="single" w:sz="4" w:space="0" w:color="000000"/>
-                    <w:bottom w:val="single" w:sz="4" w:space="0" w:color="000000"/>
-                    <w:right w:val="single" w:sz="4" w:space="0" w:color="000000"/>
-                    <w:insideH w:val="single" w:sz="4" w:space="0" w:color="000000"/>
-                    <w:insideV w:val="single" w:sz="4" w:space="0" w:color="000000"/>
-                  </w:tblBorders>
-                  <w:tblLayout w:type="fixed"/>
-                  <w:tblCellMar>
-                    <w:top w:w="0" w:type="dxa"/>
-                    <w:left w:w="0" w:type="dxa"/>
-                    <w:bottom w:w="0" w:type="dxa"/>
-                    <w:right w:w="0" w:type="dxa"/>
-                  </w:tblCellMar>
-                  <w:tblLook w:val="01E0"/>
-                </w:tblPr>
-                <w:tblGrid>
-                  <w:gridCol w:w="4258"/>
-                  <w:gridCol w:w="5117"/>
-                </w:tblGrid>
-                <w:tr>
-                  <w:trPr>
-                    <w:trHeight w:val="892" w:hRule="atLeast"/>
-                  </w:trPr>
-                  <w:tc>
-                    <w:tcPr>
-                      <w:tcW w:w="4258" w:type="dxa"/>
-                      <w:vMerge w:val="restart"/>
-                      <w:tcBorders>
-                        <w:right w:val="single" w:sz="8" w:space="0" w:color="000000"/>
-                      </w:tcBorders>
-                    </w:tcPr>
-                    <w:p>
-                      <w:pPr>
-                        <w:pStyle w:val="TableParagraph"/>
-                        <w:spacing w:before="0"/>
-                        <w:ind w:left="0"/>
-                        <w:rPr>
-                          <w:rFonts w:ascii="Times New Roman"/>
-                          <w:sz w:val="20"/>
-                        </w:rPr>
-                      </w:pPr>
-                    </w:p>
-                  </w:tc>
-                  <w:tc>
-                    <w:tcPr>
-                      <w:tcW w:w="5117" w:type="dxa"/>
-                      <w:tcBorders>
-                        <w:left w:val="single" w:sz="8" w:space="0" w:color="000000"/>
-                        <w:bottom w:val="single" w:sz="8" w:space="0" w:color="000000"/>
-                      </w:tcBorders>
-                    </w:tcPr>
-                    <w:p>
-                      <w:pPr>
-                        <w:pStyle w:val="TableParagraph"/>
-                        <w:spacing w:before="8"/>
-                        <w:ind w:left="0"/>
-                        <w:rPr>
-                          <w:sz w:val="18"/>
-                        </w:rPr>
-                      </w:pPr>
-                    </w:p>
-                    <w:p>
-                      <w:pPr>
-                        <w:pStyle w:val="TableParagraph"/>
-                        <w:spacing w:before="0"/>
-                        <w:rPr>
-                          <w:b/>
-                          <w:sz w:val="20"/>
-                        </w:rPr>
-                      </w:pPr>
-                      <w:r>
-                        <w:rPr>
-                          <w:b/>
-                          <w:sz w:val="20"/>
-                        </w:rPr>
-                        <w:t>Document</w:t>
-                      </w:r>
-                      <w:r>
-                        <w:rPr>
-                          <w:b/>
-                          <w:spacing w:val="-8"/>
-                          <w:sz w:val="20"/>
-                        </w:rPr>
-                        <w:t> </w:t>
-                      </w:r>
-                      <w:r>
-                        <w:rPr>
-                          <w:b/>
-                          <w:spacing w:val="-2"/>
-                          <w:sz w:val="20"/>
-                        </w:rPr>
-                        <w:t>Title:</w:t>
-                      </w:r>
-                    </w:p>
-                    <w:p>
-                      <w:pPr>
-                        <w:pStyle w:val="TableParagraph"/>
-                        <w:spacing w:before="68"/>
-                        <w:rPr>
-                          <w:sz w:val="20"/>
-                        </w:rPr>
-                      </w:pPr>
-                      <w:r>
-                        <w:rPr>
-                          <w:sz w:val="20"/>
-                        </w:rPr>
-                        <w:t>Preparation</w:t>
-                      </w:r>
-                      <w:r>
-                        <w:rPr>
-                          <w:spacing w:val="-7"/>
-                          <w:sz w:val="20"/>
-                        </w:rPr>
-                        <w:t> </w:t>
-                      </w:r>
-                      <w:r>
-                        <w:rPr>
-                          <w:sz w:val="20"/>
-                        </w:rPr>
-                        <w:t>of</w:t>
-                      </w:r>
-                      <w:r>
-                        <w:rPr>
-                          <w:spacing w:val="-6"/>
-                          <w:sz w:val="20"/>
-                        </w:rPr>
-                        <w:t> </w:t>
-                      </w:r>
-                      <w:r>
-                        <w:rPr>
-                          <w:sz w:val="20"/>
-                        </w:rPr>
-                        <w:t>Clinical</w:t>
-                      </w:r>
-                      <w:r>
-                        <w:rPr>
-                          <w:spacing w:val="-5"/>
-                          <w:sz w:val="20"/>
-                        </w:rPr>
-                        <w:t> </w:t>
-                      </w:r>
-                      <w:r>
-                        <w:rPr>
-                          <w:sz w:val="20"/>
-                        </w:rPr>
-                        <w:t>Study</w:t>
-                      </w:r>
-                      <w:r>
-                        <w:rPr>
-                          <w:spacing w:val="-6"/>
-                          <w:sz w:val="20"/>
-                        </w:rPr>
-                        <w:t> </w:t>
-                      </w:r>
-                      <w:r>
-                        <w:rPr>
-                          <w:sz w:val="20"/>
-                        </w:rPr>
-                        <w:t>Report</w:t>
-                      </w:r>
-                      <w:r>
-                        <w:rPr>
-                          <w:spacing w:val="-6"/>
-                          <w:sz w:val="20"/>
-                        </w:rPr>
-                        <w:t> </w:t>
-                      </w:r>
-                      <w:r>
-                        <w:rPr>
-                          <w:spacing w:val="-2"/>
-                          <w:sz w:val="20"/>
-                        </w:rPr>
-                        <w:t>Narratives</w:t>
-                      </w:r>
-                    </w:p>
-                  </w:tc>
-                </w:tr>
-                <w:tr>
-                  <w:trPr>
-                    <w:trHeight w:val="877" w:hRule="atLeast"/>
-                  </w:trPr>
-                  <w:tc>
-                    <w:tcPr>
-                      <w:tcW w:w="4258" w:type="dxa"/>
-                      <w:vMerge/>
-                      <w:tcBorders>
-                        <w:top w:val="nil"/>
-                        <w:right w:val="single" w:sz="8" w:space="0" w:color="000000"/>
-                      </w:tcBorders>
-                    </w:tcPr>
-                    <w:p>
-                      <w:pPr>
-                        <w:rPr>
-                          <w:sz w:val="2"/>
-                          <w:szCs w:val="2"/>
-                        </w:rPr>
-                      </w:pPr>
-                    </w:p>
-                  </w:tc>
-                  <w:tc>
-                    <w:tcPr>
-                      <w:tcW w:w="5117" w:type="dxa"/>
-                      <w:tcBorders>
-                        <w:top w:val="single" w:sz="8" w:space="0" w:color="000000"/>
-                        <w:left w:val="single" w:sz="8" w:space="0" w:color="000000"/>
-                      </w:tcBorders>
-                    </w:tcPr>
-                    <w:p>
-                      <w:pPr>
-                        <w:pStyle w:val="TableParagraph"/>
-                        <w:spacing w:before="109"/>
-                        <w:rPr>
-                          <w:b/>
-                          <w:sz w:val="20"/>
-                        </w:rPr>
-                      </w:pPr>
-                      <w:r>
-                        <w:rPr>
-                          <w:b/>
-                          <w:sz w:val="20"/>
-                        </w:rPr>
-                        <w:t>Document</w:t>
-                      </w:r>
-                      <w:r>
-                        <w:rPr>
-                          <w:b/>
-                          <w:spacing w:val="-7"/>
-                          <w:sz w:val="20"/>
-                        </w:rPr>
-                        <w:t> </w:t>
-                      </w:r>
-                      <w:r>
-                        <w:rPr>
-                          <w:b/>
-                          <w:sz w:val="20"/>
-                        </w:rPr>
-                        <w:t>Number</w:t>
-                      </w:r>
-                      <w:r>
-                        <w:rPr>
-                          <w:b/>
-                          <w:spacing w:val="-7"/>
-                          <w:sz w:val="20"/>
-                        </w:rPr>
-                        <w:t> </w:t>
-                      </w:r>
-                      <w:r>
-                        <w:rPr>
-                          <w:b/>
-                          <w:sz w:val="20"/>
-                        </w:rPr>
-                        <w:t>and</w:t>
-                      </w:r>
-                      <w:r>
-                        <w:rPr>
-                          <w:b/>
-                          <w:spacing w:val="-6"/>
-                          <w:sz w:val="20"/>
-                        </w:rPr>
-                        <w:t> </w:t>
-                      </w:r>
-                      <w:r>
-                        <w:rPr>
-                          <w:b/>
-                          <w:spacing w:val="-2"/>
-                          <w:sz w:val="20"/>
-                        </w:rPr>
-                        <w:t>Revision:</w:t>
-                      </w:r>
-                    </w:p>
-                    <w:p>
-                      <w:pPr>
-                        <w:pStyle w:val="TableParagraph"/>
-                        <w:spacing w:before="68"/>
-                        <w:rPr>
-                          <w:sz w:val="20"/>
-                        </w:rPr>
-                      </w:pPr>
-                      <w:r>
-                        <w:rPr>
-                          <w:sz w:val="20"/>
-                        </w:rPr>
-                        <w:t>CS_WI_MW0220</w:t>
-                      </w:r>
-                      <w:r>
-                        <w:rPr>
-                          <w:spacing w:val="-9"/>
-                          <w:sz w:val="20"/>
-                        </w:rPr>
-                        <w:t> </w:t>
-                      </w:r>
-                      <w:r>
-                        <w:rPr>
-                          <w:sz w:val="20"/>
-                        </w:rPr>
-                        <w:t>Revision</w:t>
-                      </w:r>
-                      <w:r>
-                        <w:rPr>
-                          <w:spacing w:val="-8"/>
-                          <w:sz w:val="20"/>
-                        </w:rPr>
-                        <w:t> </w:t>
-                      </w:r>
-                      <w:r>
-                        <w:rPr>
-                          <w:spacing w:val="-10"/>
-                          <w:sz w:val="20"/>
-                        </w:rPr>
-                        <w:t>5</w:t>
-                      </w:r>
-                    </w:p>
-                  </w:tc>
-                </w:tr>
-              </w:tbl>
-              <w:p>
-                <w:pPr>
-                  <w:pStyle w:val="BodyText"/>
-                </w:pPr>
-              </w:p>
-            </w:txbxContent>
-          </v:textbox>
-          <w10:wrap type="none"/>
-        </v:shape>
-      </w:pict>
     </w:r>
     <w:r>
       <w:rPr/>
-      <w:drawing>
-        <wp:anchor distT="0" distB="0" distL="0" distR="0" allowOverlap="1" layoutInCell="1" locked="0" behindDoc="1" simplePos="0" relativeHeight="486605824">
-          <wp:simplePos x="0" y="0"/>
-          <wp:positionH relativeFrom="page">
-            <wp:posOffset>1271016</wp:posOffset>
-          </wp:positionH>
-          <wp:positionV relativeFrom="page">
-            <wp:posOffset>871727</wp:posOffset>
-          </wp:positionV>
-          <wp:extent cx="1978152" cy="347472"/>
-          <wp:effectExtent l="0" t="0" r="0" b="0"/>
-          <wp:wrapNone/>
-          <wp:docPr id="3" name="image1.png"/>
-          <wp:cNvGraphicFramePr>
-            <a:graphicFrameLocks noChangeAspect="1"/>
-          </wp:cNvGraphicFramePr>
-          <a:graphic>
-            <a:graphicData uri="http://schemas.openxmlformats.org/drawingml/2006/picture">
-              <pic:pic>
-                <pic:nvPicPr>
-                  <pic:cNvPr id="4" name="image1.png"/>
-                  <pic:cNvPicPr/>
-                </pic:nvPicPr>
-                <pic:blipFill>
-                  <a:blip r:embed="rId1" cstate="print"/>
-                  <a:stretch>
-                    <a:fillRect/>
-                  </a:stretch>
-                </pic:blipFill>
-                <pic:spPr>
-                  <a:xfrm>
-                    <a:off x="0" y="0"/>
-                    <a:ext cx="1978152" cy="347472"/>
-                  </a:xfrm>
-                  <a:prstGeom prst="rect">
-                    <a:avLst/>
-                  </a:prstGeom>
-                </pic:spPr>
-              </pic:pic>
-            </a:graphicData>
-          </a:graphic>
-        </wp:anchor>
-      </w:drawing>
     </w:r>
   </w:p>
 </w:hdr>
@@ -46371,388 +42526,9 @@
     </w:pPr>
     <w:r>
       <w:rPr/>
-      <w:pict>
-        <v:shape style="position:absolute;margin-left:69pt;margin-top:36pt;width:475.2pt;height:90.45pt;mso-position-horizontal-relative:page;mso-position-vertical-relative:page;z-index:15740416" type="#_x0000_t202" id="docshape42" filled="false" stroked="false">
-          <v:textbox inset="0,0,0,0">
-            <w:txbxContent>
-              <w:tbl>
-                <w:tblPr>
-                  <w:tblW w:w="0" w:type="auto"/>
-                  <w:jc w:val="left"/>
-                  <w:tblInd w:w="65" w:type="dxa"/>
-                  <w:tblBorders>
-                    <w:top w:val="single" w:sz="4" w:space="0" w:color="000000"/>
-                    <w:left w:val="single" w:sz="4" w:space="0" w:color="000000"/>
-                    <w:bottom w:val="single" w:sz="4" w:space="0" w:color="000000"/>
-                    <w:right w:val="single" w:sz="4" w:space="0" w:color="000000"/>
-                    <w:insideH w:val="single" w:sz="4" w:space="0" w:color="000000"/>
-                    <w:insideV w:val="single" w:sz="4" w:space="0" w:color="000000"/>
-                  </w:tblBorders>
-                  <w:tblLayout w:type="fixed"/>
-                  <w:tblCellMar>
-                    <w:top w:w="0" w:type="dxa"/>
-                    <w:left w:w="0" w:type="dxa"/>
-                    <w:bottom w:w="0" w:type="dxa"/>
-                    <w:right w:w="0" w:type="dxa"/>
-                  </w:tblCellMar>
-                  <w:tblLook w:val="01E0"/>
-                </w:tblPr>
-                <w:tblGrid>
-                  <w:gridCol w:w="4258"/>
-                  <w:gridCol w:w="5117"/>
-                </w:tblGrid>
-                <w:tr>
-                  <w:trPr>
-                    <w:trHeight w:val="892" w:hRule="atLeast"/>
-                  </w:trPr>
-                  <w:tc>
-                    <w:tcPr>
-                      <w:tcW w:w="4258" w:type="dxa"/>
-                      <w:vMerge w:val="restart"/>
-                      <w:tcBorders>
-                        <w:right w:val="single" w:sz="8" w:space="0" w:color="000000"/>
-                      </w:tcBorders>
-                    </w:tcPr>
-                    <w:p>
-                      <w:pPr>
-                        <w:pStyle w:val="TableParagraph"/>
-                        <w:spacing w:before="0"/>
-                        <w:ind w:left="0"/>
-                        <w:rPr>
-                          <w:rFonts w:ascii="Times New Roman"/>
-                          <w:sz w:val="18"/>
-                        </w:rPr>
-                      </w:pPr>
-                    </w:p>
-                  </w:tc>
-                  <w:tc>
-                    <w:tcPr>
-                      <w:tcW w:w="5117" w:type="dxa"/>
-                      <w:tcBorders>
-                        <w:left w:val="single" w:sz="8" w:space="0" w:color="000000"/>
-                        <w:bottom w:val="single" w:sz="8" w:space="0" w:color="000000"/>
-                      </w:tcBorders>
-                    </w:tcPr>
-                    <w:p>
-                      <w:pPr>
-                        <w:pStyle w:val="TableParagraph"/>
-                        <w:spacing w:before="8"/>
-                        <w:ind w:left="0"/>
-                        <w:rPr>
-                          <w:sz w:val="18"/>
-                        </w:rPr>
-                      </w:pPr>
-                    </w:p>
-                    <w:p>
-                      <w:pPr>
-                        <w:pStyle w:val="TableParagraph"/>
-                        <w:spacing w:before="0"/>
-                        <w:rPr>
-                          <w:b/>
-                          <w:sz w:val="20"/>
-                        </w:rPr>
-                      </w:pPr>
-                      <w:r>
-                        <w:rPr>
-                          <w:b/>
-                          <w:sz w:val="20"/>
-                        </w:rPr>
-                        <w:t>Document</w:t>
-                      </w:r>
-                      <w:r>
-                        <w:rPr>
-                          <w:b/>
-                          <w:spacing w:val="-8"/>
-                          <w:sz w:val="20"/>
-                        </w:rPr>
-                        <w:t> </w:t>
-                      </w:r>
-                      <w:r>
-                        <w:rPr>
-                          <w:b/>
-                          <w:spacing w:val="-2"/>
-                          <w:sz w:val="20"/>
-                        </w:rPr>
-                        <w:t>Title:</w:t>
-                      </w:r>
-                    </w:p>
-                    <w:p>
-                      <w:pPr>
-                        <w:pStyle w:val="TableParagraph"/>
-                        <w:spacing w:before="68"/>
-                        <w:rPr>
-                          <w:sz w:val="20"/>
-                        </w:rPr>
-                      </w:pPr>
-                      <w:r>
-                        <w:rPr>
-                          <w:sz w:val="20"/>
-                        </w:rPr>
-                        <w:t>Preparation</w:t>
-                      </w:r>
-                      <w:r>
-                        <w:rPr>
-                          <w:spacing w:val="-7"/>
-                          <w:sz w:val="20"/>
-                        </w:rPr>
-                        <w:t> </w:t>
-                      </w:r>
-                      <w:r>
-                        <w:rPr>
-                          <w:sz w:val="20"/>
-                        </w:rPr>
-                        <w:t>of</w:t>
-                      </w:r>
-                      <w:r>
-                        <w:rPr>
-                          <w:spacing w:val="-6"/>
-                          <w:sz w:val="20"/>
-                        </w:rPr>
-                        <w:t> </w:t>
-                      </w:r>
-                      <w:r>
-                        <w:rPr>
-                          <w:sz w:val="20"/>
-                        </w:rPr>
-                        <w:t>Clinical</w:t>
-                      </w:r>
-                      <w:r>
-                        <w:rPr>
-                          <w:spacing w:val="-5"/>
-                          <w:sz w:val="20"/>
-                        </w:rPr>
-                        <w:t> </w:t>
-                      </w:r>
-                      <w:r>
-                        <w:rPr>
-                          <w:sz w:val="20"/>
-                        </w:rPr>
-                        <w:t>Study</w:t>
-                      </w:r>
-                      <w:r>
-                        <w:rPr>
-                          <w:spacing w:val="-6"/>
-                          <w:sz w:val="20"/>
-                        </w:rPr>
-                        <w:t> </w:t>
-                      </w:r>
-                      <w:r>
-                        <w:rPr>
-                          <w:sz w:val="20"/>
-                        </w:rPr>
-                        <w:t>Report</w:t>
-                      </w:r>
-                      <w:r>
-                        <w:rPr>
-                          <w:spacing w:val="-6"/>
-                          <w:sz w:val="20"/>
-                        </w:rPr>
-                        <w:t> </w:t>
-                      </w:r>
-                      <w:r>
-                        <w:rPr>
-                          <w:spacing w:val="-2"/>
-                          <w:sz w:val="20"/>
-                        </w:rPr>
-                        <w:t>Narratives</w:t>
-                      </w:r>
-                    </w:p>
-                  </w:tc>
-                </w:tr>
-                <w:tr>
-                  <w:trPr>
-                    <w:trHeight w:val="877" w:hRule="atLeast"/>
-                  </w:trPr>
-                  <w:tc>
-                    <w:tcPr>
-                      <w:tcW w:w="4258" w:type="dxa"/>
-                      <w:vMerge/>
-                      <w:tcBorders>
-                        <w:top w:val="nil"/>
-                        <w:right w:val="single" w:sz="8" w:space="0" w:color="000000"/>
-                      </w:tcBorders>
-                    </w:tcPr>
-                    <w:p>
-                      <w:pPr>
-                        <w:rPr>
-                          <w:sz w:val="2"/>
-                          <w:szCs w:val="2"/>
-                        </w:rPr>
-                      </w:pPr>
-                    </w:p>
-                  </w:tc>
-                  <w:tc>
-                    <w:tcPr>
-                      <w:tcW w:w="5117" w:type="dxa"/>
-                      <w:tcBorders>
-                        <w:top w:val="single" w:sz="8" w:space="0" w:color="000000"/>
-                        <w:left w:val="single" w:sz="8" w:space="0" w:color="000000"/>
-                      </w:tcBorders>
-                    </w:tcPr>
-                    <w:p>
-                      <w:pPr>
-                        <w:pStyle w:val="TableParagraph"/>
-                        <w:spacing w:before="109"/>
-                        <w:rPr>
-                          <w:b/>
-                          <w:sz w:val="20"/>
-                        </w:rPr>
-                      </w:pPr>
-                      <w:r>
-                        <w:rPr>
-                          <w:b/>
-                          <w:sz w:val="20"/>
-                        </w:rPr>
-                        <w:t>Document</w:t>
-                      </w:r>
-                      <w:r>
-                        <w:rPr>
-                          <w:b/>
-                          <w:spacing w:val="-7"/>
-                          <w:sz w:val="20"/>
-                        </w:rPr>
-                        <w:t> </w:t>
-                      </w:r>
-                      <w:r>
-                        <w:rPr>
-                          <w:b/>
-                          <w:sz w:val="20"/>
-                        </w:rPr>
-                        <w:t>Number</w:t>
-                      </w:r>
-                      <w:r>
-                        <w:rPr>
-                          <w:b/>
-                          <w:spacing w:val="-7"/>
-                          <w:sz w:val="20"/>
-                        </w:rPr>
-                        <w:t> </w:t>
-                      </w:r>
-                      <w:r>
-                        <w:rPr>
-                          <w:b/>
-                          <w:sz w:val="20"/>
-                        </w:rPr>
-                        <w:t>and</w:t>
-                      </w:r>
-                      <w:r>
-                        <w:rPr>
-                          <w:b/>
-                          <w:spacing w:val="-6"/>
-                          <w:sz w:val="20"/>
-                        </w:rPr>
-                        <w:t> </w:t>
-                      </w:r>
-                      <w:r>
-                        <w:rPr>
-                          <w:b/>
-                          <w:spacing w:val="-2"/>
-                          <w:sz w:val="20"/>
-                        </w:rPr>
-                        <w:t>Revision:</w:t>
-                      </w:r>
-                    </w:p>
-                    <w:p>
-                      <w:pPr>
-                        <w:pStyle w:val="TableParagraph"/>
-                        <w:spacing w:before="68"/>
-                        <w:rPr>
-                          <w:sz w:val="20"/>
-                        </w:rPr>
-                      </w:pPr>
-                      <w:r>
-                        <w:rPr>
-                          <w:sz w:val="20"/>
-                        </w:rPr>
-                        <w:t>CS_WI_MW0220</w:t>
-                      </w:r>
-                      <w:r>
-                        <w:rPr>
-                          <w:spacing w:val="-9"/>
-                          <w:sz w:val="20"/>
-                        </w:rPr>
-                        <w:t> </w:t>
-                      </w:r>
-                      <w:r>
-                        <w:rPr>
-                          <w:sz w:val="20"/>
-                        </w:rPr>
-                        <w:t>Revision</w:t>
-                      </w:r>
-                      <w:r>
-                        <w:rPr>
-                          <w:spacing w:val="-8"/>
-                          <w:sz w:val="20"/>
-                        </w:rPr>
-                        <w:t> </w:t>
-                      </w:r>
-                      <w:r>
-                        <w:rPr>
-                          <w:spacing w:val="-10"/>
-                          <w:sz w:val="20"/>
-                        </w:rPr>
-                        <w:t>5</w:t>
-                      </w:r>
-                    </w:p>
-                  </w:tc>
-                </w:tr>
-              </w:tbl>
-              <w:p>
-                <w:pPr>
-                  <w:pStyle w:val="BodyText"/>
-                </w:pPr>
-              </w:p>
-            </w:txbxContent>
-          </v:textbox>
-          <w10:wrap type="none"/>
-        </v:shape>
-      </w:pict>
     </w:r>
     <w:r>
       <w:rPr/>
-      <w:drawing>
-        <wp:anchor distT="0" distB="0" distL="0" distR="0" allowOverlap="1" layoutInCell="1" locked="0" behindDoc="1" simplePos="0" relativeHeight="486607360">
-          <wp:simplePos x="0" y="0"/>
-          <wp:positionH relativeFrom="page">
-            <wp:posOffset>1271016</wp:posOffset>
-          </wp:positionH>
-          <wp:positionV relativeFrom="page">
-            <wp:posOffset>871727</wp:posOffset>
-          </wp:positionV>
-          <wp:extent cx="1978152" cy="347472"/>
-          <wp:effectExtent l="0" t="0" r="0" b="0"/>
-          <wp:wrapNone/>
-          <wp:docPr id="39" name="image1.png"/>
-          <wp:cNvGraphicFramePr>
-            <a:graphicFrameLocks noChangeAspect="1"/>
-          </wp:cNvGraphicFramePr>
-          <a:graphic>
-            <a:graphicData uri="http://schemas.openxmlformats.org/drawingml/2006/picture">
-              <pic:pic>
-                <pic:nvPicPr>
-                  <pic:cNvPr id="40" name="image1.png"/>
-                  <pic:cNvPicPr/>
-                </pic:nvPicPr>
-                <pic:blipFill>
-                  <a:blip r:embed="rId1" cstate="print"/>
-                  <a:stretch>
-                    <a:fillRect/>
-                  </a:stretch>
-                </pic:blipFill>
-                <pic:spPr>
-                  <a:xfrm>
-                    <a:off x="0" y="0"/>
-                    <a:ext cx="1978152" cy="347472"/>
-                  </a:xfrm>
-                  <a:prstGeom prst="rect">
-                    <a:avLst/>
-                  </a:prstGeom>
-                </pic:spPr>
-              </pic:pic>
-            </a:graphicData>
-          </a:graphic>
-        </wp:anchor>
-      </w:drawing>
     </w:r>
   </w:p>
 </w:hdr>
@@ -46770,500 +42546,40 @@
     </w:pPr>
     <w:r>
       <w:rPr/>
-      <w:drawing>
-        <wp:anchor distT="0" distB="0" distL="0" distR="0" allowOverlap="1" layoutInCell="1" locked="0" behindDoc="1" simplePos="0" relativeHeight="486608384">
-          <wp:simplePos x="0" y="0"/>
-          <wp:positionH relativeFrom="page">
-            <wp:posOffset>1780794</wp:posOffset>
-          </wp:positionH>
-          <wp:positionV relativeFrom="page">
-            <wp:posOffset>1070610</wp:posOffset>
-          </wp:positionV>
-          <wp:extent cx="19812" cy="9905"/>
-          <wp:effectExtent l="0" t="0" r="0" b="0"/>
-          <wp:wrapNone/>
-          <wp:docPr id="41" name="image5.png"/>
-          <wp:cNvGraphicFramePr>
-            <a:graphicFrameLocks noChangeAspect="1"/>
-          </wp:cNvGraphicFramePr>
-          <a:graphic>
-            <a:graphicData uri="http://schemas.openxmlformats.org/drawingml/2006/picture">
-              <pic:pic>
-                <pic:nvPicPr>
-                  <pic:cNvPr id="42" name="image5.png"/>
-                  <pic:cNvPicPr/>
-                </pic:nvPicPr>
-                <pic:blipFill>
-                  <a:blip r:embed="rId1" cstate="print"/>
-                  <a:stretch>
-                    <a:fillRect/>
-                  </a:stretch>
-                </pic:blipFill>
-                <pic:spPr>
-                  <a:xfrm>
-                    <a:off x="0" y="0"/>
-                    <a:ext cx="19812" cy="9905"/>
-                  </a:xfrm>
-                  <a:prstGeom prst="rect">
-                    <a:avLst/>
-                  </a:prstGeom>
-                </pic:spPr>
-              </pic:pic>
-            </a:graphicData>
-          </a:graphic>
-        </wp:anchor>
-      </w:drawing>
     </w:r>
     <w:r>
       <w:rPr/>
-      <w:pict>
-        <v:shape style="position:absolute;margin-left:72.980003pt;margin-top:71.424278pt;width:465.9pt;height:71.95pt;mso-position-horizontal-relative:page;mso-position-vertical-relative:page;z-index:-16707584" type="#_x0000_t202" id="docshape45" filled="false" stroked="false">
-          <v:textbox inset="0,0,0,0">
-            <w:txbxContent>
-              <w:p>
-                <w:pPr>
-                  <w:spacing w:line="321" w:lineRule="exact" w:before="10"/>
-                  <w:ind w:left="47" w:right="14" w:firstLine="0"/>
-                  <w:jc w:val="center"/>
-                  <w:rPr>
-                    <w:sz w:val="28"/>
-                  </w:rPr>
-                </w:pPr>
-                <w:r>
-                  <w:rPr>
-                    <w:sz w:val="28"/>
-                  </w:rPr>
-                  <w:t>Standard</w:t>
-                </w:r>
-                <w:r>
-                  <w:rPr>
-                    <w:spacing w:val="-13"/>
-                    <w:sz w:val="28"/>
-                  </w:rPr>
-                  <w:t> </w:t>
-                </w:r>
-                <w:r>
-                  <w:rPr>
-                    <w:sz w:val="28"/>
-                  </w:rPr>
-                  <w:t>Operating</w:t>
-                </w:r>
-                <w:r>
-                  <w:rPr>
-                    <w:spacing w:val="-12"/>
-                    <w:sz w:val="28"/>
-                  </w:rPr>
-                  <w:t> </w:t>
-                </w:r>
-                <w:r>
-                  <w:rPr>
-                    <w:sz w:val="28"/>
-                  </w:rPr>
-                  <w:t>Procedure</w:t>
-                </w:r>
-                <w:r>
-                  <w:rPr>
-                    <w:spacing w:val="-12"/>
-                    <w:sz w:val="28"/>
-                  </w:rPr>
-                  <w:t> </w:t>
-                </w:r>
-                <w:r>
-                  <w:rPr>
-                    <w:sz w:val="28"/>
-                  </w:rPr>
-                  <w:t>Approval</w:t>
-                </w:r>
-                <w:r>
-                  <w:rPr>
-                    <w:spacing w:val="-12"/>
-                    <w:sz w:val="28"/>
-                  </w:rPr>
-                  <w:t> </w:t>
-                </w:r>
-                <w:r>
-                  <w:rPr>
-                    <w:spacing w:val="-2"/>
-                    <w:sz w:val="28"/>
-                  </w:rPr>
-                  <w:t>Signature(s)</w:t>
-                </w:r>
-              </w:p>
-              <w:p>
-                <w:pPr>
-                  <w:pStyle w:val="BodyText"/>
-                  <w:spacing w:line="252" w:lineRule="exact"/>
-                  <w:ind w:left="47" w:right="47"/>
-                  <w:jc w:val="center"/>
-                </w:pPr>
-                <w:r>
-                  <w:rPr/>
-                  <w:t>This</w:t>
-                </w:r>
-                <w:r>
-                  <w:rPr>
-                    <w:spacing w:val="-6"/>
-                  </w:rPr>
-                  <w:t> </w:t>
-                </w:r>
-                <w:r>
-                  <w:rPr/>
-                  <w:t>is</w:t>
-                </w:r>
-                <w:r>
-                  <w:rPr>
-                    <w:spacing w:val="-6"/>
-                  </w:rPr>
-                  <w:t> </w:t>
-                </w:r>
-                <w:r>
-                  <w:rPr/>
-                  <w:t>a</w:t>
-                </w:r>
-                <w:r>
-                  <w:rPr>
-                    <w:spacing w:val="-7"/>
-                  </w:rPr>
-                  <w:t> </w:t>
-                </w:r>
-                <w:r>
-                  <w:rPr/>
-                  <w:t>representation</w:t>
-                </w:r>
-                <w:r>
-                  <w:rPr>
-                    <w:spacing w:val="-7"/>
-                  </w:rPr>
-                  <w:t> </w:t>
-                </w:r>
-                <w:r>
-                  <w:rPr/>
-                  <w:t>of</w:t>
-                </w:r>
-                <w:r>
-                  <w:rPr>
-                    <w:spacing w:val="-5"/>
-                  </w:rPr>
-                  <w:t> </w:t>
-                </w:r>
-                <w:r>
-                  <w:rPr/>
-                  <w:t>an</w:t>
-                </w:r>
-                <w:r>
-                  <w:rPr>
-                    <w:spacing w:val="-6"/>
-                  </w:rPr>
-                  <w:t> </w:t>
-                </w:r>
-                <w:r>
-                  <w:rPr/>
-                  <w:t>electronic</w:t>
-                </w:r>
-                <w:r>
-                  <w:rPr>
-                    <w:spacing w:val="-6"/>
-                  </w:rPr>
-                  <w:t> </w:t>
-                </w:r>
-                <w:r>
-                  <w:rPr/>
-                  <w:t>record</w:t>
-                </w:r>
-                <w:r>
-                  <w:rPr>
-                    <w:spacing w:val="-6"/>
-                  </w:rPr>
-                  <w:t> </w:t>
-                </w:r>
-                <w:r>
-                  <w:rPr/>
-                  <w:t>that</w:t>
-                </w:r>
-                <w:r>
-                  <w:rPr>
-                    <w:spacing w:val="-6"/>
-                  </w:rPr>
-                  <w:t> </w:t>
-                </w:r>
-                <w:r>
-                  <w:rPr/>
-                  <w:t>was</w:t>
-                </w:r>
-                <w:r>
-                  <w:rPr>
-                    <w:spacing w:val="-5"/>
-                  </w:rPr>
-                  <w:t> </w:t>
-                </w:r>
-                <w:r>
-                  <w:rPr/>
-                  <w:t>signed</w:t>
-                </w:r>
-                <w:r>
-                  <w:rPr>
-                    <w:spacing w:val="-6"/>
-                  </w:rPr>
-                  <w:t> </w:t>
-                </w:r>
-                <w:r>
-                  <w:rPr/>
-                  <w:t>electronically</w:t>
-                </w:r>
-                <w:r>
-                  <w:rPr>
-                    <w:spacing w:val="-6"/>
-                  </w:rPr>
-                  <w:t> </w:t>
-                </w:r>
-                <w:r>
-                  <w:rPr/>
-                  <w:t>in</w:t>
-                </w:r>
-                <w:r>
-                  <w:rPr>
-                    <w:spacing w:val="-6"/>
-                  </w:rPr>
-                  <w:t> </w:t>
-                </w:r>
-                <w:r>
-                  <w:rPr/>
-                  <w:t>Content</w:t>
-                </w:r>
-                <w:r>
-                  <w:rPr>
-                    <w:spacing w:val="-6"/>
-                  </w:rPr>
-                  <w:t> </w:t>
-                </w:r>
-                <w:r>
-                  <w:rPr>
-                    <w:spacing w:val="-2"/>
-                  </w:rPr>
-                  <w:t>Server.</w:t>
-                </w:r>
-              </w:p>
-              <w:p>
-                <w:pPr>
-                  <w:pStyle w:val="BodyText"/>
-                  <w:spacing w:line="276" w:lineRule="auto"/>
-                  <w:ind w:left="47" w:right="42"/>
-                  <w:jc w:val="center"/>
-                </w:pPr>
-                <w:r>
-                  <w:rPr/>
-                  <w:t>This</w:t>
-                </w:r>
-                <w:r>
-                  <w:rPr>
-                    <w:spacing w:val="-3"/>
-                  </w:rPr>
-                  <w:t> </w:t>
-                </w:r>
-                <w:r>
-                  <w:rPr/>
-                  <w:t>page</w:t>
-                </w:r>
-                <w:r>
-                  <w:rPr>
-                    <w:spacing w:val="-3"/>
-                  </w:rPr>
-                  <w:t> </w:t>
-                </w:r>
-                <w:r>
-                  <w:rPr/>
-                  <w:t>is</w:t>
-                </w:r>
-                <w:r>
-                  <w:rPr>
-                    <w:spacing w:val="-3"/>
-                  </w:rPr>
-                  <w:t> </w:t>
-                </w:r>
-                <w:r>
-                  <w:rPr/>
-                  <w:t>the</w:t>
-                </w:r>
-                <w:r>
-                  <w:rPr>
-                    <w:spacing w:val="-3"/>
-                  </w:rPr>
-                  <w:t> </w:t>
-                </w:r>
-                <w:r>
-                  <w:rPr/>
-                  <w:t>manifestation</w:t>
-                </w:r>
-                <w:r>
-                  <w:rPr>
-                    <w:spacing w:val="-3"/>
-                  </w:rPr>
-                  <w:t> </w:t>
-                </w:r>
-                <w:r>
-                  <w:rPr/>
-                  <w:t>of</w:t>
-                </w:r>
-                <w:r>
-                  <w:rPr>
-                    <w:spacing w:val="-3"/>
-                  </w:rPr>
-                  <w:t> </w:t>
-                </w:r>
-                <w:r>
-                  <w:rPr/>
-                  <w:t>the</w:t>
-                </w:r>
-                <w:r>
-                  <w:rPr>
-                    <w:spacing w:val="-4"/>
-                  </w:rPr>
-                  <w:t> </w:t>
-                </w:r>
-                <w:r>
-                  <w:rPr/>
-                  <w:t>electronic</w:t>
-                </w:r>
-                <w:r>
-                  <w:rPr>
-                    <w:spacing w:val="-4"/>
-                  </w:rPr>
-                  <w:t> </w:t>
-                </w:r>
-                <w:r>
-                  <w:rPr/>
-                  <w:t>signature(s)</w:t>
-                </w:r>
-                <w:r>
-                  <w:rPr>
-                    <w:spacing w:val="-3"/>
-                  </w:rPr>
-                  <w:t> </w:t>
-                </w:r>
-                <w:r>
-                  <w:rPr/>
-                  <w:t>used</w:t>
-                </w:r>
-                <w:r>
-                  <w:rPr>
-                    <w:spacing w:val="-3"/>
-                  </w:rPr>
-                  <w:t> </w:t>
-                </w:r>
-                <w:r>
-                  <w:rPr/>
-                  <w:t>in</w:t>
-                </w:r>
-                <w:r>
-                  <w:rPr>
-                    <w:spacing w:val="-3"/>
-                  </w:rPr>
-                  <w:t> </w:t>
-                </w:r>
-                <w:r>
-                  <w:rPr/>
-                  <w:t>compliance</w:t>
-                </w:r>
-                <w:r>
-                  <w:rPr>
-                    <w:spacing w:val="-3"/>
-                  </w:rPr>
-                  <w:t> </w:t>
-                </w:r>
-                <w:r>
-                  <w:rPr/>
-                  <w:t>with</w:t>
-                </w:r>
-                <w:r>
-                  <w:rPr>
-                    <w:spacing w:val="-3"/>
-                  </w:rPr>
-                  <w:t> </w:t>
-                </w:r>
-                <w:r>
-                  <w:rPr/>
-                  <w:t>the organization’s electronic signature policies and procedures</w:t>
-                </w:r>
-              </w:p>
-              <w:p>
-                <w:pPr>
-                  <w:pStyle w:val="BodyText"/>
-                  <w:ind w:left="47" w:right="163"/>
-                  <w:jc w:val="center"/>
-                </w:pPr>
-                <w:r>
-                  <w:rPr/>
-                  <w:t>Refer</w:t>
-                </w:r>
-                <w:r>
-                  <w:rPr>
-                    <w:spacing w:val="-6"/>
-                  </w:rPr>
-                  <w:t> </w:t>
-                </w:r>
-                <w:r>
-                  <w:rPr/>
-                  <w:t>to</w:t>
-                </w:r>
-                <w:r>
-                  <w:rPr>
-                    <w:spacing w:val="-5"/>
-                  </w:rPr>
-                  <w:t> </w:t>
-                </w:r>
-                <w:r>
-                  <w:rPr/>
-                  <w:t>Signatories</w:t>
-                </w:r>
-                <w:r>
-                  <w:rPr>
-                    <w:spacing w:val="-6"/>
-                  </w:rPr>
-                  <w:t> </w:t>
-                </w:r>
-                <w:r>
-                  <w:rPr/>
-                  <w:t>CV</w:t>
-                </w:r>
-                <w:r>
-                  <w:rPr>
-                    <w:spacing w:val="-5"/>
-                  </w:rPr>
-                  <w:t> </w:t>
-                </w:r>
-                <w:r>
-                  <w:rPr/>
-                  <w:t>for</w:t>
-                </w:r>
-                <w:r>
-                  <w:rPr>
-                    <w:spacing w:val="-6"/>
-                  </w:rPr>
-                  <w:t> </w:t>
-                </w:r>
-                <w:r>
-                  <w:rPr/>
-                  <w:t>Business</w:t>
-                </w:r>
-                <w:r>
-                  <w:rPr>
-                    <w:spacing w:val="-5"/>
-                  </w:rPr>
-                  <w:t> </w:t>
-                </w:r>
-                <w:r>
-                  <w:rPr>
-                    <w:spacing w:val="-2"/>
-                  </w:rPr>
-                  <w:t>Title.</w:t>
-                </w:r>
-              </w:p>
-            </w:txbxContent>
-          </v:textbox>
-          <w10:wrap type="none"/>
-        </v:shape>
-      </w:pict>
     </w:r>
+  </w:p>
+</w:hdr>
+</file>
+
+<file path=word/header4.xml><?xml version="1.0" encoding="utf-8"?>
+<w:hdr xmlns:m="http://schemas.openxmlformats.org/officeDocument/2006/math" xmlns:mc="http://schemas.openxmlformats.org/markup-compatibility/2006" xmlns:mo="http://schemas.microsoft.com/office/mac/office/2008/main" xmlns:mv="urn:schemas-microsoft-com:mac:vml" xmlns:o="urn:schemas-microsoft-com:office:office" xmlns:r="http://schemas.openxmlformats.org/officeDocument/2006/relationships" xmlns:v="urn:schemas-microsoft-com:vml" xmlns:w10="urn:schemas-microsoft-com:office:word" xmlns:w14="http://schemas.microsoft.com/office/word/2010/wordml" xmlns:w="http://schemas.openxmlformats.org/wordprocessingml/2006/main" xmlns:wne="http://schemas.microsoft.com/office/word/2006/wordml" xmlns:wp14="http://schemas.microsoft.com/office/word/2010/wordprocessingDrawing" xmlns:wp="http://schemas.openxmlformats.org/drawingml/2006/wordprocessingDrawing" xmlns:wpc="http://schemas.microsoft.com/office/word/2010/wordprocessingCanvas" xmlns:wpg="http://schemas.microsoft.com/office/word/2010/wordprocessingGroup" xmlns:wpi="http://schemas.microsoft.com/office/word/2010/wordprocessingInk" xmlns:wps="http://schemas.microsoft.com/office/word/2010/wordprocessingShape" mc:Ignorable="w14 wp14">
+  <w:p>
+    <w:pPr>
+      <w:pStyle w:val="Header"/>
+    </w:pPr>
+  </w:p>
+</w:hdr>
+</file>
+
+<file path=word/header5.xml><?xml version="1.0" encoding="utf-8"?>
+<w:hdr xmlns:m="http://schemas.openxmlformats.org/officeDocument/2006/math" xmlns:mc="http://schemas.openxmlformats.org/markup-compatibility/2006" xmlns:mo="http://schemas.microsoft.com/office/mac/office/2008/main" xmlns:mv="urn:schemas-microsoft-com:mac:vml" xmlns:o="urn:schemas-microsoft-com:office:office" xmlns:r="http://schemas.openxmlformats.org/officeDocument/2006/relationships" xmlns:v="urn:schemas-microsoft-com:vml" xmlns:w10="urn:schemas-microsoft-com:office:word" xmlns:w14="http://schemas.microsoft.com/office/word/2010/wordml" xmlns:w="http://schemas.openxmlformats.org/wordprocessingml/2006/main" xmlns:wne="http://schemas.microsoft.com/office/word/2006/wordml" xmlns:wp14="http://schemas.microsoft.com/office/word/2010/wordprocessingDrawing" xmlns:wp="http://schemas.openxmlformats.org/drawingml/2006/wordprocessingDrawing" xmlns:wpc="http://schemas.microsoft.com/office/word/2010/wordprocessingCanvas" xmlns:wpg="http://schemas.microsoft.com/office/word/2010/wordprocessingGroup" xmlns:wpi="http://schemas.microsoft.com/office/word/2010/wordprocessingInk" xmlns:wps="http://schemas.microsoft.com/office/word/2010/wordprocessingShape" mc:Ignorable="w14 wp14">
+  <w:p>
+    <w:pPr>
+      <w:pStyle w:val="Header"/>
+    </w:pPr>
+  </w:p>
+</w:hdr>
+</file>
+
+<file path=word/header6.xml><?xml version="1.0" encoding="utf-8"?>
+<w:hdr xmlns:m="http://schemas.openxmlformats.org/officeDocument/2006/math" xmlns:mc="http://schemas.openxmlformats.org/markup-compatibility/2006" xmlns:mo="http://schemas.microsoft.com/office/mac/office/2008/main" xmlns:mv="urn:schemas-microsoft-com:mac:vml" xmlns:o="urn:schemas-microsoft-com:office:office" xmlns:r="http://schemas.openxmlformats.org/officeDocument/2006/relationships" xmlns:v="urn:schemas-microsoft-com:vml" xmlns:w10="urn:schemas-microsoft-com:office:word" xmlns:w14="http://schemas.microsoft.com/office/word/2010/wordml" xmlns:w="http://schemas.openxmlformats.org/wordprocessingml/2006/main" xmlns:wne="http://schemas.microsoft.com/office/word/2006/wordml" xmlns:wp14="http://schemas.microsoft.com/office/word/2010/wordprocessingDrawing" xmlns:wp="http://schemas.openxmlformats.org/drawingml/2006/wordprocessingDrawing" xmlns:wpc="http://schemas.microsoft.com/office/word/2010/wordprocessingCanvas" xmlns:wpg="http://schemas.microsoft.com/office/word/2010/wordprocessingGroup" xmlns:wpi="http://schemas.microsoft.com/office/word/2010/wordprocessingInk" xmlns:wps="http://schemas.microsoft.com/office/word/2010/wordprocessingShape" mc:Ignorable="w14 wp14">
+  <w:p>
+    <w:pPr>
+      <w:pStyle w:val="Header"/>
+    </w:pPr>
   </w:p>
 </w:hdr>
 </file>
